--- a/weather_care_app/store/날씨챙겨_스토어_등록정보.docx
+++ b/weather_care_app/store/날씨챙겨_스토어_등록정보.docx
@@ -180,7 +180,7 @@
           <w:rFonts w:ascii="Malgun Gothic" w:hAnsi="Malgun Gothic" w:eastAsia="Malgun Gothic"/>
           <w:sz w:val="20"/>
         </w:rPr>
-        <w:t>개인정보처리방침: https://weather-care-privacy.pages.dev/</w:t>
+        <w:t>개인정보처리방침: https://weather-care.pages.dev/</w:t>
       </w:r>
     </w:p>
     <w:p>
@@ -192,7 +192,7 @@
           <w:rFonts w:ascii="Malgun Gothic" w:hAnsi="Malgun Gothic" w:eastAsia="Malgun Gothic"/>
           <w:sz w:val="20"/>
         </w:rPr>
-        <w:t>데이터 삭제 요청: https://weather-care-privacy.pages.dev/data-deletion</w:t>
+        <w:t>데이터 삭제 요청: https://weather-care.pages.dev/data-deletion</w:t>
       </w:r>
     </w:p>
     <w:p>
@@ -1939,7 +1939,7 @@
                 <w:b w:val="0"/>
                 <w:sz w:val="18"/>
               </w:rPr>
-              <w:t>전용 지원 페이지 준비 전에는 https://weather-care-privacy.pages.dev/ 사용 가능</w:t>
+              <w:t>전용 지원 페이지 준비 전에는 https://weather-care.pages.dev/ 사용 가능</w:t>
             </w:r>
           </w:p>
         </w:tc>
@@ -1996,7 +1996,7 @@
                 <w:b w:val="0"/>
                 <w:sz w:val="18"/>
               </w:rPr>
-              <w:t>https://weather-care-privacy.pages.dev/</w:t>
+              <w:t>https://weather-care.pages.dev/</w:t>
             </w:r>
           </w:p>
         </w:tc>
@@ -3545,7 +3545,7 @@
           <w:rFonts w:ascii="Malgun Gothic" w:hAnsi="Malgun Gothic" w:eastAsia="Malgun Gothic"/>
           <w:sz w:val="20"/>
         </w:rPr>
-        <w:t>데이터 삭제 요청 방법 제공: 예 — 앱의 서버 내 나의 데이터 삭제, 전송된 이용 통계 삭제 요청, 공개 웹 안내 https://weather-care-privacy.pages.dev/data-deletion</w:t>
+        <w:t>데이터 삭제 요청 방법 제공: 예 — 앱의 서버 내 나의 데이터 삭제, 전송된 이용 통계 삭제 요청, 공개 웹 안내 https://weather-care.pages.dev/data-deletion</w:t>
       </w:r>
     </w:p>
     <w:p>
@@ -4031,7 +4031,7 @@
                 <w:b w:val="0"/>
                 <w:sz w:val="18"/>
               </w:rPr>
-              <w:t>https://weather-care-privacy.pages.dev/data-deletion — 회원 계정이 없음을 밝히고 앱 내 삭제와 이메일 요청 경로를 함께 제공</w:t>
+              <w:t>https://weather-care.pages.dev/data-deletion — 회원 계정이 없음을 밝히고 앱 내 삭제와 이메일 요청 경로를 함께 제공</w:t>
             </w:r>
           </w:p>
         </w:tc>
@@ -4948,7 +4948,7 @@
                 <w:b w:val="0"/>
                 <w:sz w:val="18"/>
               </w:rPr>
-              <w:t>https://weather-care-privacy.pages.dev/</w:t>
+              <w:t>https://weather-care.pages.dev/</w:t>
             </w:r>
           </w:p>
         </w:tc>
@@ -5007,7 +5007,7 @@
                 <w:b w:val="0"/>
                 <w:sz w:val="18"/>
               </w:rPr>
-              <w:t>https://weather-care-privacy.pages.dev/data-deletion</w:t>
+              <w:t>https://weather-care.pages.dev/data-deletion</w:t>
             </w:r>
           </w:p>
         </w:tc>
@@ -5064,7 +5064,7 @@
                 <w:b w:val="0"/>
                 <w:sz w:val="18"/>
               </w:rPr>
-              <w:t>전용 지원 페이지 준비 전에는 https://weather-care-privacy.pages.dev/ 사용 가능</w:t>
+              <w:t>전용 지원 페이지 준비 전에는 https://weather-care.pages.dev/ 사용 가능</w:t>
             </w:r>
           </w:p>
         </w:tc>
@@ -6043,7 +6043,7 @@
           <w:rFonts w:ascii="Malgun Gothic" w:hAnsi="Malgun Gothic" w:eastAsia="Malgun Gothic"/>
           <w:sz w:val="20"/>
         </w:rPr>
-        <w:t>사용자 개인정보 선택 URL: 삭제·철회 절차와 이메일 요청 경로가 있는 https://weather-care-privacy.pages.dev/data-deletion 입력 권장</w:t>
+        <w:t>사용자 개인정보 선택 URL: 삭제·철회 절차와 이메일 요청 경로가 있는 https://weather-care.pages.dev/data-deletion 입력 권장</w:t>
       </w:r>
     </w:p>
     <w:p>
@@ -6637,7 +6637,7 @@
                 <w:b w:val="0"/>
                 <w:sz w:val="18"/>
               </w:rPr>
-              <w:t>1080×1920, 5장</w:t>
+              <w:t>1080×1920, 6장</w:t>
             </w:r>
           </w:p>
         </w:tc>
@@ -6723,7 +6723,7 @@
                 <w:b w:val="0"/>
                 <w:sz w:val="18"/>
               </w:rPr>
-              <w:t>1440×2560, 5장</w:t>
+              <w:t>1440×2560, 6장</w:t>
             </w:r>
           </w:p>
         </w:tc>
@@ -6806,7 +6806,7 @@
                 <w:b w:val="0"/>
                 <w:sz w:val="18"/>
               </w:rPr>
-              <w:t>1320×2868, 5장</w:t>
+              <w:t>1320×2868, 6장</w:t>
             </w:r>
           </w:p>
         </w:tc>
@@ -6892,7 +6892,7 @@
                 <w:b w:val="0"/>
                 <w:sz w:val="18"/>
               </w:rPr>
-              <w:t>2064×2752, 5장</w:t>
+              <w:t>2064×2752, 6장</w:t>
             </w:r>
           </w:p>
         </w:tc>
@@ -6909,7 +6909,7 @@
           <w:rFonts w:ascii="Malgun Gothic" w:hAnsi="Malgun Gothic" w:eastAsia="Malgun Gothic"/>
           <w:sz w:val="20"/>
         </w:rPr>
-        <w:t>권장 노출 순서: Main → Today → Detail → Week → Setting</w:t>
+        <w:t>권장 노출 순서: Main → Today → Detail → Week → Setting → Widget</w:t>
       </w:r>
     </w:p>
     <w:p>
@@ -7002,6 +7002,19 @@
           <w:sz w:val="20"/>
         </w:rPr>
         <w:t>5.  Setting: 지역 선택과 날씨 알림, 저장 상태, 데이터와 권한 안내를 관리하는 설정 화면</w:t>
+      </w:r>
+    </w:p>
+    <w:p>
+      <w:pPr>
+        <w:spacing w:after="70"/>
+        <w:ind w:left="403" w:hanging="346"/>
+      </w:pPr>
+      <w:r>
+        <w:rPr>
+          <w:rFonts w:ascii="Malgun Gothic" w:hAnsi="Malgun Gothic" w:eastAsia="Malgun Gothic"/>
+          <w:sz w:val="20"/>
+        </w:rPr>
+        <w:t>6.  Widget: 작은·중간·큰 홈 화면 위젯에서 현재 날씨와 체감온도, 준비물, 다음 시간 예보를 확인하는 화면</w:t>
       </w:r>
     </w:p>
     <w:p>
@@ -7664,7 +7677,7 @@
           <w:rFonts w:ascii="Malgun Gothic" w:hAnsi="Malgun Gothic" w:eastAsia="Malgun Gothic"/>
           <w:sz w:val="20"/>
         </w:rPr>
-        <w:t>☐ 데이터 삭제 요청 URL https://weather-care-privacy.pages.dev/data-deletion이 로그인 없이 열리고 앱 이름·개발자명·삭제 범위·요청 수단을 표시하는지 확인</w:t>
+        <w:t>☐ 데이터 삭제 요청 URL https://weather-care.pages.dev/data-deletion이 로그인 없이 열리고 앱 이름·개발자명·삭제 범위·요청 수단을 표시하는지 확인</w:t>
       </w:r>
     </w:p>
     <w:p>

--- a/weather_care_app/store/날씨챙겨_스토어_등록정보.docx
+++ b/weather_care_app/store/날씨챙겨_스토어_등록정보.docx
@@ -72,7 +72,7 @@
           <w:rFonts w:ascii="Malgun Gothic" w:hAnsi="Malgun Gothic" w:eastAsia="Malgun Gothic"/>
           <w:sz w:val="20"/>
         </w:rPr>
-        <w:t>작성 기준일: 2026-09-17</w:t>
+        <w:t>작성 기준일: 2026-09-30</w:t>
       </w:r>
     </w:p>
     <w:p>
@@ -282,7 +282,7 @@
           <w:rFonts w:ascii="Malgun Gothic" w:hAnsi="Malgun Gothic" w:eastAsia="Malgun Gothic"/>
           <w:sz w:val="20"/>
         </w:rPr>
-        <w:t>오늘 필요한 날씨와 준비물을 생활 중심으로 알려주는 맞춤 날씨 앱</w:t>
+        <w:t>오늘 필요한 날씨와 준비물을 앱과 홈 화면 위젯에서 확인하는 맞춤 날씨 앱</w:t>
       </w:r>
     </w:p>
     <w:p>
@@ -294,7 +294,7 @@
           <w:rFonts w:ascii="Malgun Gothic" w:hAnsi="Malgun Gothic" w:eastAsia="Malgun Gothic"/>
           <w:sz w:val="20"/>
         </w:rPr>
-        <w:t>길이: 36자 / Google Play 제한 80자 이내</w:t>
+        <w:t>길이: 41자 / Google Play 제한 80자 이내</w:t>
       </w:r>
     </w:p>
     <w:p>
@@ -312,7 +312,7 @@
           <w:rFonts w:ascii="Malgun Gothic" w:hAnsi="Malgun Gothic" w:eastAsia="Malgun Gothic"/>
           <w:sz w:val="20"/>
         </w:rPr>
-        <w:t>오늘 날씨와 준비물을 한눈에</w:t>
+        <w:t>오늘 날씨와 준비물을 앱과 위젯에서</w:t>
       </w:r>
     </w:p>
     <w:p>
@@ -324,7 +324,7 @@
           <w:rFonts w:ascii="Malgun Gothic" w:hAnsi="Malgun Gothic" w:eastAsia="Malgun Gothic"/>
           <w:sz w:val="20"/>
         </w:rPr>
-        <w:t>길이: 15자 / App Store 제한 30자 이내</w:t>
+        <w:t>길이: 19자 / App Store 제한 30자 이내</w:t>
       </w:r>
     </w:p>
     <w:p>
@@ -342,7 +342,7 @@
           <w:rFonts w:ascii="Malgun Gothic" w:hAnsi="Malgun Gothic" w:eastAsia="Malgun Gothic"/>
           <w:sz w:val="20"/>
         </w:rPr>
-        <w:t>기온·체감온도·강수·자외선·대기질을 생활 언어로 정리하고, 오늘 챙길 준비물과 알림까지 한 번에 확인하세요.</w:t>
+        <w:t>기온·체감온도·강수·자외선·대기질을 생활 언어로 정리하고, 오늘 챙길 준비물과 알림까지 한 번에 확인하세요. 홈 화면 위젯에서도 현재 날씨를 볼 수 있습니다.</w:t>
       </w:r>
     </w:p>
     <w:p>
@@ -354,7 +354,7 @@
           <w:rFonts w:ascii="Malgun Gothic" w:hAnsi="Malgun Gothic" w:eastAsia="Malgun Gothic"/>
           <w:sz w:val="20"/>
         </w:rPr>
-        <w:t>길이: 60자 / App Store 제한 170자 이내</w:t>
+        <w:t>길이: 88자 / App Store 제한 170자 이내</w:t>
       </w:r>
     </w:p>
     <w:p>
@@ -474,6 +474,39 @@
           <w:color w:val="293844"/>
           <w:sz w:val="20"/>
         </w:rPr>
+        <w:t>홈 화면 위젯에서 바로</w:t>
+      </w:r>
+    </w:p>
+    <w:p>
+      <w:pPr>
+        <w:spacing w:after="60" w:line="269" w:lineRule="auto"/>
+        <w:ind w:left="259" w:right="72"/>
+      </w:pPr>
+      <w:r>
+        <w:rPr>
+          <w:rFonts w:ascii="Malgun Gothic" w:hAnsi="Malgun Gothic" w:eastAsia="Malgun Gothic"/>
+          <w:color w:val="293844"/>
+          <w:sz w:val="20"/>
+        </w:rPr>
+        <w:t>작은·중간·큰 위젯에서 앱을 열지 않고 현재 날씨와 기온을 확인할 수 있습니다. 크기에 따라 체감온도와 오늘의 준비물, 다음 시간 예보도 보여줍니다.</w:t>
+      </w:r>
+    </w:p>
+    <w:p>
+      <w:pPr>
+        <w:spacing w:after="40"/>
+      </w:pPr>
+    </w:p>
+    <w:p>
+      <w:pPr>
+        <w:spacing w:after="60" w:line="269" w:lineRule="auto"/>
+        <w:ind w:left="259" w:right="72"/>
+      </w:pPr>
+      <w:r>
+        <w:rPr>
+          <w:rFonts w:ascii="Malgun Gothic" w:hAnsi="Malgun Gothic" w:eastAsia="Malgun Gothic"/>
+          <w:color w:val="293844"/>
+          <w:sz w:val="20"/>
+        </w:rPr>
         <w:t>판단 근거까지 자세히</w:t>
       </w:r>
     </w:p>
@@ -657,6 +690,20 @@
           <w:color w:val="293844"/>
           <w:sz w:val="20"/>
         </w:rPr>
+        <w:t>• 작은·중간·큰 홈 화면 날씨 위젯</w:t>
+      </w:r>
+    </w:p>
+    <w:p>
+      <w:pPr>
+        <w:spacing w:after="60" w:line="269" w:lineRule="auto"/>
+        <w:ind w:left="259" w:right="72"/>
+      </w:pPr>
+      <w:r>
+        <w:rPr>
+          <w:rFonts w:ascii="Malgun Gothic" w:hAnsi="Malgun Gothic" w:eastAsia="Malgun Gothic"/>
+          <w:color w:val="293844"/>
+          <w:sz w:val="20"/>
+        </w:rPr>
         <w:t>• 현재 위치 또는 수동 지역 선택</w:t>
       </w:r>
     </w:p>
@@ -825,6 +872,20 @@
           <w:sz w:val="20"/>
         </w:rPr>
         <w:t>• 시간대별·주간 예보</w:t>
+      </w:r>
+    </w:p>
+    <w:p>
+      <w:pPr>
+        <w:spacing w:after="60" w:line="269" w:lineRule="auto"/>
+        <w:ind w:left="259" w:right="72"/>
+      </w:pPr>
+      <w:r>
+        <w:rPr>
+          <w:rFonts w:ascii="Malgun Gothic" w:hAnsi="Malgun Gothic" w:eastAsia="Malgun Gothic"/>
+          <w:color w:val="293844"/>
+          <w:sz w:val="20"/>
+        </w:rPr>
+        <w:t>• 작은·중간·큰 홈 화면 날씨 위젯</w:t>
       </w:r>
     </w:p>
     <w:p>
@@ -980,7 +1041,7 @@
           <w:rFonts w:ascii="Malgun Gothic" w:hAnsi="Malgun Gothic" w:eastAsia="Malgun Gothic"/>
           <w:sz w:val="20"/>
         </w:rPr>
-        <w:t>날씨, 기상예보, 동네날씨, 미세먼지, 초미세먼지, 자외선, 강수확률, 체감온도, 주간예보, 우산, 준비물, 날씨알림</w:t>
+        <w:t>날씨, 기상예보, 동네날씨, 미세먼지, 초미세먼지, 자외선, 강수확률, 체감온도, 주간예보, 우산, 준비물, 날씨알림, 날씨위젯</w:t>
       </w:r>
     </w:p>
     <w:p>
@@ -6637,7 +6698,7 @@
                 <w:b w:val="0"/>
                 <w:sz w:val="18"/>
               </w:rPr>
-              <w:t>1080×1920, 6장</w:t>
+              <w:t>1080×1920, 8장</w:t>
             </w:r>
           </w:p>
         </w:tc>
@@ -6723,7 +6784,7 @@
                 <w:b w:val="0"/>
                 <w:sz w:val="18"/>
               </w:rPr>
-              <w:t>1440×2560, 6장</w:t>
+              <w:t>1440×2560, 8장</w:t>
             </w:r>
           </w:p>
         </w:tc>
@@ -6806,7 +6867,7 @@
                 <w:b w:val="0"/>
                 <w:sz w:val="18"/>
               </w:rPr>
-              <w:t>1320×2868, 6장</w:t>
+              <w:t>1320×2868, 8장</w:t>
             </w:r>
           </w:p>
         </w:tc>
@@ -6892,7 +6953,7 @@
                 <w:b w:val="0"/>
                 <w:sz w:val="18"/>
               </w:rPr>
-              <w:t>2064×2752, 6장</w:t>
+              <w:t>2064×2752, 8장</w:t>
             </w:r>
           </w:p>
         </w:tc>
@@ -6909,7 +6970,7 @@
           <w:rFonts w:ascii="Malgun Gothic" w:hAnsi="Malgun Gothic" w:eastAsia="Malgun Gothic"/>
           <w:sz w:val="20"/>
         </w:rPr>
-        <w:t>권장 노출 순서: Main → Today → Detail → Week → Setting → Widget</w:t>
+        <w:t>권장 노출 순서: Main → Today → Detail → Widget → Setting → Week → Notification → Push Alert</w:t>
       </w:r>
     </w:p>
     <w:p>
@@ -6927,7 +6988,7 @@
           <w:rFonts w:ascii="Malgun Gothic" w:hAnsi="Malgun Gothic" w:eastAsia="Malgun Gothic"/>
           <w:sz w:val="20"/>
         </w:rPr>
-        <w:t>오늘 필요한 날씨를 미리 챙겨요 문구와 날씨챙겨 앱의 오늘 날씨 브리핑 화면</w:t>
+        <w:t>날씨에 맞춰 오늘을 챙겨요 문구와 현재 날씨·자외선·대기질을 보여주는 날씨챙겨 브리핑 카드</w:t>
       </w:r>
     </w:p>
     <w:p>
@@ -6988,7 +7049,7 @@
           <w:rFonts w:ascii="Malgun Gothic" w:hAnsi="Malgun Gothic" w:eastAsia="Malgun Gothic"/>
           <w:sz w:val="20"/>
         </w:rPr>
-        <w:t>4.  Week: 오늘부터 이어지는 날짜별 기온, 강수, 대기 상태와 준비 정보를 보여주는 주간 화면</w:t>
+        <w:t>4.  Widget: 작은·중간·큰 홈 화면 위젯에서 크기에 따라 현재 날씨와 기온, 준비물, 다음 시간 예보를 확인하는 화면</w:t>
       </w:r>
     </w:p>
     <w:p>
@@ -7014,7 +7075,33 @@
           <w:rFonts w:ascii="Malgun Gothic" w:hAnsi="Malgun Gothic" w:eastAsia="Malgun Gothic"/>
           <w:sz w:val="20"/>
         </w:rPr>
-        <w:t>6.  Widget: 작은·중간·큰 홈 화면 위젯에서 현재 날씨와 체감온도, 준비물, 다음 시간 예보를 확인하는 화면</w:t>
+        <w:t>6.  Week: 오늘부터 이어지는 날짜별 기온, 강수, 대기 상태와 준비 정보를 보여주는 주간 화면</w:t>
+      </w:r>
+    </w:p>
+    <w:p>
+      <w:pPr>
+        <w:spacing w:after="70"/>
+        <w:ind w:left="403" w:hanging="346"/>
+      </w:pPr>
+      <w:r>
+        <w:rPr>
+          <w:rFonts w:ascii="Malgun Gothic" w:hAnsi="Malgun Gothic" w:eastAsia="Malgun Gothic"/>
+          <w:sz w:val="20"/>
+        </w:rPr>
+        <w:t>7.  Notification: 준비물과 날씨 알림 종류 및 시간을 선택하는 설정 화면</w:t>
+      </w:r>
+    </w:p>
+    <w:p>
+      <w:pPr>
+        <w:spacing w:after="70"/>
+        <w:ind w:left="403" w:hanging="346"/>
+      </w:pPr>
+      <w:r>
+        <w:rPr>
+          <w:rFonts w:ascii="Malgun Gothic" w:hAnsi="Malgun Gothic" w:eastAsia="Malgun Gothic"/>
+          <w:sz w:val="20"/>
+        </w:rPr>
+        <w:t>8.  Push Alert: 준비물·비·미세먼지·자외선 안내가 기기 알림으로 표시된 화면</w:t>
       </w:r>
     </w:p>
     <w:p>

--- a/weather_care_app/store/날씨챙겨_스토어_등록정보.docx
+++ b/weather_care_app/store/날씨챙겨_스토어_등록정보.docx
@@ -64,15 +64,24 @@
       </w:r>
     </w:p>
     <w:p>
-      <w:pPr>
-        <w:pStyle w:val="ListBullet"/>
-      </w:pPr>
       <w:r>
         <w:rPr>
           <w:rFonts w:ascii="Malgun Gothic" w:hAnsi="Malgun Gothic" w:eastAsia="Malgun Gothic"/>
           <w:sz w:val="20"/>
         </w:rPr>
-        <w:t>작성 기준일: 2026-09-30</w:t>
+        <w:t>2026-10-23 최신 코드와 스토어 이미지 기준으로 갱신했다. Android는 최신 제작 기준 (screenshots/SCREENSHOTS_20261022.md), iPhone·iPad는 최신 제작 기준과 10월 23일 알림 예시 추가 (screenshots/IOS_20261022.md)를 따른다. 아래 문구는 콘솔 입력용 원고이며, 실제 스토어 등록·심사 제출은 별도다.</w:t>
+      </w:r>
+    </w:p>
+    <w:p>
+      <w:pPr>
+        <w:pStyle w:val="ListBullet"/>
+      </w:pPr>
+      <w:r>
+        <w:rPr>
+          <w:rFonts w:ascii="Malgun Gothic" w:hAnsi="Malgun Gothic" w:eastAsia="Malgun Gothic"/>
+          <w:sz w:val="20"/>
+        </w:rPr>
+        <w:t>작성 기준일: 2026-10-23</w:t>
       </w:r>
     </w:p>
     <w:p>
@@ -108,7 +117,7 @@
           <w:rFonts w:ascii="Malgun Gothic" w:hAnsi="Malgun Gothic" w:eastAsia="Malgun Gothic"/>
           <w:sz w:val="20"/>
         </w:rPr>
-        <w:t>앱 버전: 0.1.0 / 빌드 1</w:t>
+        <w:t>Android·iOS 제출 설정: 1.1.0 / 빌드 26102300</w:t>
       </w:r>
     </w:p>
     <w:p>
@@ -132,7 +141,7 @@
           <w:rFonts w:ascii="Malgun Gothic" w:hAnsi="Malgun Gothic" w:eastAsia="Malgun Gothic"/>
           <w:sz w:val="20"/>
         </w:rPr>
-        <w:t>iOS 번들 ID: com.codesoha.weatherCare</w:t>
+        <w:t>iOS 번들 ID: com.codesoha.weathercare</w:t>
       </w:r>
     </w:p>
     <w:p>
@@ -144,7 +153,7 @@
           <w:rFonts w:ascii="Malgun Gothic" w:hAnsi="Malgun Gothic" w:eastAsia="Malgun Gothic"/>
           <w:sz w:val="20"/>
         </w:rPr>
-        <w:t>이용 대상: 만 14세 이상</w:t>
+        <w:t>이용 대상: 공개 방침상 만 14세 이상 — 현재 앱에는 연령 확인 화면이 없어 제출 전 정합성 확인 필요</w:t>
       </w:r>
     </w:p>
     <w:p>
@@ -156,7 +165,7 @@
           <w:rFonts w:ascii="Malgun Gothic" w:hAnsi="Malgun Gothic" w:eastAsia="Malgun Gothic"/>
           <w:sz w:val="20"/>
         </w:rPr>
-        <w:t>가격: 무료</w:t>
+        <w:t>가격: 무료 다운로드, 광고 포함·광고 제거 인앱 구매 제공</w:t>
       </w:r>
     </w:p>
     <w:p>
@@ -213,7 +222,16 @@
           <w:rFonts w:ascii="Malgun Gothic" w:hAnsi="Malgun Gothic" w:eastAsia="Malgun Gothic"/>
           <w:sz w:val="20"/>
         </w:rPr>
-        <w:t>이 문서는 Google Play Console과 App Store Connect에 입력할 문구, 심사 정보, 개인정보 공개 초안과 배포 전 확인사항을 한곳에 정리한다. 현재 제출 빌드의 기능과 공개 방침을 기준으로 작성했으며, 광고·SDK·데이터 처리 방식이 바뀌면 해당 콘솔 답변도 함께 갱신해야 한다.</w:t>
+        <w:t>이 문서는 Google Play Console과 App Store Connect에 입력할 문구, 심사 정보, 개인정보 공개 초안과 배포 전 확인사항을 한곳에 정리한다. 버전은 Android keystore.properties와 iOS Runner의 Xcode 설정을 기준으로 했으며 pubspec.yaml의 기본값 0.1.0+1과 구분한다. 최종 업로드 AAB·Archive의 실제 값으로 확정한다.</w:t>
+      </w:r>
+    </w:p>
+    <w:p>
+      <w:r>
+        <w:rPr>
+          <w:rFonts w:ascii="Malgun Gothic" w:hAnsi="Malgun Gothic" w:eastAsia="Malgun Gothic"/>
+          <w:sz w:val="20"/>
+        </w:rPr>
+        <w:t>현재 코드에는 운영 광고·광고 식별자 권한과 선택형 백그라운드 위치 기능이 있다. 공개 개인정보처리방침에는 운영 광고 비활성·광고 ID 권한 제거·첫 실행 연령 확인 등 이전 설명이 남아 있다. 해당 방침과 콘솔의 개인정보 답변을 제출 빌드에 맞춘 뒤 제출한다. 기능 구현만으로 운영 서버 반영이나 실기 검증 완료를 뜻하지 않는다.</w:t>
       </w:r>
     </w:p>
     <w:p>
@@ -282,7 +300,7 @@
           <w:rFonts w:ascii="Malgun Gothic" w:hAnsi="Malgun Gothic" w:eastAsia="Malgun Gothic"/>
           <w:sz w:val="20"/>
         </w:rPr>
-        <w:t>오늘 필요한 날씨와 준비물을 앱과 홈 화면 위젯에서 확인하는 맞춤 날씨 앱</w:t>
+        <w:t>오늘의 준비물부터 시간별 날씨, 홈 위젯과 날씨 알림까지 한눈에 확인하세요</w:t>
       </w:r>
     </w:p>
     <w:p>
@@ -294,7 +312,7 @@
           <w:rFonts w:ascii="Malgun Gothic" w:hAnsi="Malgun Gothic" w:eastAsia="Malgun Gothic"/>
           <w:sz w:val="20"/>
         </w:rPr>
-        <w:t>길이: 41자 / Google Play 제한 80자 이내</w:t>
+        <w:t>Google Play 제한 80자 이내</w:t>
       </w:r>
     </w:p>
     <w:p>
@@ -324,7 +342,7 @@
           <w:rFonts w:ascii="Malgun Gothic" w:hAnsi="Malgun Gothic" w:eastAsia="Malgun Gothic"/>
           <w:sz w:val="20"/>
         </w:rPr>
-        <w:t>길이: 19자 / App Store 제한 30자 이내</w:t>
+        <w:t>App Store 제한 30자 이내</w:t>
       </w:r>
     </w:p>
     <w:p>
@@ -342,7 +360,7 @@
           <w:rFonts w:ascii="Malgun Gothic" w:hAnsi="Malgun Gothic" w:eastAsia="Malgun Gothic"/>
           <w:sz w:val="20"/>
         </w:rPr>
-        <w:t>기온·체감온도·강수·자외선·대기질을 생활 언어로 정리하고, 오늘 챙길 준비물과 알림까지 한 번에 확인하세요. 홈 화면 위젯에서도 현재 날씨를 볼 수 있습니다.</w:t>
+        <w:t>오늘 챙길 준비물과 시간별 날씨를 확인하세요. 앱과 홈 위젯의 다크모드, 항목별 날씨·낙뢰 알림, 바다·하천의 심화 날씨 정보까지 내 생활에 맞게 살펴볼 수 있어요.</w:t>
       </w:r>
     </w:p>
     <w:p>
@@ -354,7 +372,7 @@
           <w:rFonts w:ascii="Malgun Gothic" w:hAnsi="Malgun Gothic" w:eastAsia="Malgun Gothic"/>
           <w:sz w:val="20"/>
         </w:rPr>
-        <w:t>길이: 88자 / App Store 제한 170자 이내</w:t>
+        <w:t>App Store 제한 170자 이내</w:t>
       </w:r>
     </w:p>
     <w:p>
@@ -375,7 +393,7 @@
         <w:keepNext/>
       </w:pPr>
       <w:r>
-        <w:t>상세 설명 — Google Play·App Store 공통 초안</w:t>
+        <w:t>상세 설명 — Google Play·App Store 공통</w:t>
       </w:r>
     </w:p>
     <w:p>
@@ -399,6 +417,7 @@
     </w:p>
     <w:p>
       <w:pPr>
+        <w:keepNext/>
         <w:spacing w:after="60" w:line="269" w:lineRule="auto"/>
         <w:ind w:left="259" w:right="72"/>
       </w:pPr>
@@ -408,7 +427,7 @@
           <w:color w:val="293844"/>
           <w:sz w:val="20"/>
         </w:rPr>
-        <w:t>오늘 필요한 날씨를 한눈에</w:t>
+        <w:t>오늘 챙길 준비물을 먼저</w:t>
       </w:r>
     </w:p>
     <w:p>
@@ -422,7 +441,7 @@
           <w:color w:val="293844"/>
           <w:sz w:val="20"/>
         </w:rPr>
-        <w:t>현재 기온과 체감온도, 하늘 상태, 습도, 바람, 자외선, 미세먼지·초미세먼지를 보기 쉽게 정리합니다. 어제와 오늘을 비교하고, 우산·양산·겉옷·마스크·물·선크림처럼 필요한 준비물을 체크할 수 있습니다.</w:t>
+        <w:t>우산·양산·겉옷·마스크·물·선크림 등 날씨에 필요한 준비물을 체크하세요. 준비물의 정보 버튼을 누르면 추천에 사용한 시간대와 수치, 판단 기준, 자료 출처를 확인할 수 있습니다.</w:t>
       </w:r>
     </w:p>
     <w:p>
@@ -432,6 +451,7 @@
     </w:p>
     <w:p>
       <w:pPr>
+        <w:keepNext/>
         <w:spacing w:after="60" w:line="269" w:lineRule="auto"/>
         <w:ind w:left="259" w:right="72"/>
       </w:pPr>
@@ -441,7 +461,7 @@
           <w:color w:val="293844"/>
           <w:sz w:val="20"/>
         </w:rPr>
-        <w:t>시간대별·주간 예보</w:t>
+        <w:t>지금 날씨부터 시간별·한주 날씨까지</w:t>
       </w:r>
     </w:p>
     <w:p>
@@ -455,7 +475,7 @@
           <w:color w:val="293844"/>
           <w:sz w:val="20"/>
         </w:rPr>
-        <w:t>오늘의 시간대별 기온, 체감온도, 강수확률과 대기 정보를 확인하고 일주일 예보로 다음 일정을 가볍게 준비할 수 있습니다.</w:t>
+        <w:t>현재 기온과 체감온도, 하늘 상태와 어제 대비 변화를 한눈에 살펴보세요. 시간별 타임라인에서 기온·체감온도·강수·습도·자외선·바람·강설을 골라 보고, 한주 날씨에서 날짜별 예보와 준비 정보를 확인할 수 있습니다.</w:t>
       </w:r>
     </w:p>
     <w:p>
@@ -465,6 +485,7 @@
     </w:p>
     <w:p>
       <w:pPr>
+        <w:keepNext/>
         <w:spacing w:after="60" w:line="269" w:lineRule="auto"/>
         <w:ind w:left="259" w:right="72"/>
       </w:pPr>
@@ -474,7 +495,7 @@
           <w:color w:val="293844"/>
           <w:sz w:val="20"/>
         </w:rPr>
-        <w:t>홈 화면 위젯에서 바로</w:t>
+        <w:t>앱과 홈 위젯에서 편안하게</w:t>
       </w:r>
     </w:p>
     <w:p>
@@ -488,7 +509,7 @@
           <w:color w:val="293844"/>
           <w:sz w:val="20"/>
         </w:rPr>
-        <w:t>작은·중간·큰 위젯에서 앱을 열지 않고 현재 날씨와 기온을 확인할 수 있습니다. 크기에 따라 체감온도와 오늘의 준비물, 다음 시간 예보도 보여줍니다.</w:t>
+        <w:t>작은·중간·큰 홈 화면 위젯에서 현재 날씨를 확인하세요. 크기에 따라 체감온도, 준비물과 다음 시간 예보도 보여줍니다. 앱과 위젯은 라이트·다크모드를 지원하며 앱 테마는 설정에서 선택할 수 있습니다.</w:t>
       </w:r>
     </w:p>
     <w:p>
@@ -498,6 +519,7 @@
     </w:p>
     <w:p>
       <w:pPr>
+        <w:keepNext/>
         <w:spacing w:after="60" w:line="269" w:lineRule="auto"/>
         <w:ind w:left="259" w:right="72"/>
       </w:pPr>
@@ -507,7 +529,7 @@
           <w:color w:val="293844"/>
           <w:sz w:val="20"/>
         </w:rPr>
-        <w:t>판단 근거까지 자세히</w:t>
+        <w:t>생활에 필요한 상세 날씨</w:t>
       </w:r>
     </w:p>
     <w:p>
@@ -521,7 +543,7 @@
           <w:color w:val="293844"/>
           <w:sz w:val="20"/>
         </w:rPr>
-        <w:t>왜 이 준비물이 필요한지, 어떤 자료를 사용했는지, 자료가 언제까지 유효한지를 상세 화면에서 확인할 수 있습니다. 기상청 예보·생활기상지수와 에어코리아 대기질 등 공공 자료를 생활에 필요한 말로 정리합니다.</w:t>
+        <w:t>오늘 하루 화면에서 자외선, 대기질, 꽃가루, 대기정체, 강수량·적설량과 일출·일몰을 살펴보세요. 펼쳐 보는 상세 자료에는 생활 판단의 근거와 기상특보, 주변 낙뢰 관측 정보를 제공합니다. 자료가 없거나 제공 기간 밖이면 해당 상태를 구분해 안내합니다.</w:t>
       </w:r>
     </w:p>
     <w:p>
@@ -531,6 +553,7 @@
     </w:p>
     <w:p>
       <w:pPr>
+        <w:keepNext/>
         <w:spacing w:after="60" w:line="269" w:lineRule="auto"/>
         <w:ind w:left="259" w:right="72"/>
       </w:pPr>
@@ -540,7 +563,7 @@
           <w:color w:val="293844"/>
           <w:sz w:val="20"/>
         </w:rPr>
-        <w:t>내 생활에 맞는 위치와 알림</w:t>
+        <w:t>바다·하천의 심화 날씨 정보</w:t>
       </w:r>
     </w:p>
     <w:p>
@@ -554,7 +577,7 @@
           <w:color w:val="293844"/>
           <w:sz w:val="20"/>
         </w:rPr>
-        <w:t>현재 위치를 사용하거나 지역을 직접 선택할 수 있습니다. 준비물 요약, 현재 비, 호우·대설·폭염·한파 특보 등 필요한 알림만 골라 설정할 수 있습니다. 위치 권한을 허용하지 않아도 지역을 직접 선택해 날씨를 확인할 수 있습니다.</w:t>
+        <w:t>심화 날씨 정보 화면에서 바다와 하천의 관측·예측 자료를 확인하세요. 관측소를 검색·선택하고 만조·간조·조위, 수위·유량 등의 자료를 그래프로 살펴볼 수 있습니다. 제공 항목과 시간 범위는 지역·관측소와 자료 수집 상태에 따라 다릅니다.</w:t>
       </w:r>
     </w:p>
     <w:p>
@@ -564,6 +587,7 @@
     </w:p>
     <w:p>
       <w:pPr>
+        <w:keepNext/>
         <w:spacing w:after="60" w:line="269" w:lineRule="auto"/>
         <w:ind w:left="259" w:right="72"/>
       </w:pPr>
@@ -573,7 +597,7 @@
           <w:color w:val="293844"/>
           <w:sz w:val="20"/>
         </w:rPr>
-        <w:t>안심하고 선택하는 데이터 설정</w:t>
+        <w:t>원하는 날씨 알림만</w:t>
       </w:r>
     </w:p>
     <w:p>
@@ -587,7 +611,7 @@
           <w:color w:val="293844"/>
           <w:sz w:val="20"/>
         </w:rPr>
-        <w:t>회원가입 없이 사용할 수 있습니다. 이용 통계는 선택 동의 후에만 수집하며, 설정에서 철회하거나 전송된 통계의 삭제를 요청할 수 있습니다. 서버에 저장된 설치별 알림·위치 자료도 앱에서 삭제할 수 있습니다.</w:t>
+        <w:t>준비물 요약 시간을 직접 정하고 현재 비·기상특보·낙뢰·자외선 등 받을 알림을 항목별로 선택하세요. 설정의 데이터 저장·기기 권한 상태에서 서버 반영 상태와 알림·위치 권한을 함께 확인할 수 있습니다. 알림 도착 시각은 서버 확인 주기와 기기·네트워크 환경에 따라 달라질 수 있습니다.</w:t>
       </w:r>
     </w:p>
     <w:p>
@@ -597,6 +621,75 @@
     </w:p>
     <w:p>
       <w:pPr>
+        <w:keepNext/>
+        <w:spacing w:after="60" w:line="269" w:lineRule="auto"/>
+        <w:ind w:left="259" w:right="72"/>
+      </w:pPr>
+      <w:r>
+        <w:rPr>
+          <w:rFonts w:ascii="Malgun Gothic" w:hAnsi="Malgun Gothic" w:eastAsia="Malgun Gothic"/>
+          <w:color w:val="293844"/>
+          <w:sz w:val="20"/>
+        </w:rPr>
+        <w:t>이동한 지역의 알림과 위젯 갱신</w:t>
+      </w:r>
+    </w:p>
+    <w:p>
+      <w:pPr>
+        <w:spacing w:after="60" w:line="269" w:lineRule="auto"/>
+        <w:ind w:left="259" w:right="72"/>
+      </w:pPr>
+      <w:r>
+        <w:rPr>
+          <w:rFonts w:ascii="Malgun Gothic" w:hAnsi="Malgun Gothic" w:eastAsia="Malgun Gothic"/>
+          <w:color w:val="293844"/>
+          <w:sz w:val="20"/>
+        </w:rPr>
+        <w:t>선택 기능인 백그라운드 위치 갱신에 동의하고 위치를 항상 허용하면, 앱을 사용하지 않을 때도 이동을 감지해 최신 위치를 서버로 보내 날씨·낙뢰 알림 지역과 홈 위젯을 갱신합니다. GPS 모드·전체 알림·서버 사용이 켜진 동안 동작하며 이동 경로 이력은 저장하지 않습니다. Android는 감시 중 실행 알림을 표시하고 GPS 사용으로 배터리 사용이 늘 수 있습니다. 운영체제·권한·절전 상태에 따라 갱신이 제한될 수 있습니다.</w:t>
+      </w:r>
+    </w:p>
+    <w:p>
+      <w:pPr>
+        <w:spacing w:after="40"/>
+      </w:pPr>
+    </w:p>
+    <w:p>
+      <w:pPr>
+        <w:keepNext/>
+        <w:spacing w:after="60" w:line="269" w:lineRule="auto"/>
+        <w:ind w:left="259" w:right="72"/>
+      </w:pPr>
+      <w:r>
+        <w:rPr>
+          <w:rFonts w:ascii="Malgun Gothic" w:hAnsi="Malgun Gothic" w:eastAsia="Malgun Gothic"/>
+          <w:color w:val="293844"/>
+          <w:sz w:val="20"/>
+        </w:rPr>
+        <w:t>내가 선택하는 위치와 데이터</w:t>
+      </w:r>
+    </w:p>
+    <w:p>
+      <w:pPr>
+        <w:spacing w:after="60" w:line="269" w:lineRule="auto"/>
+        <w:ind w:left="259" w:right="72"/>
+      </w:pPr>
+      <w:r>
+        <w:rPr>
+          <w:rFonts w:ascii="Malgun Gothic" w:hAnsi="Malgun Gothic" w:eastAsia="Malgun Gothic"/>
+          <w:color w:val="293844"/>
+          <w:sz w:val="20"/>
+        </w:rPr>
+        <w:t>회원가입 없이 사용할 수 있으며, Main 상단에서 현재 위치나 직접 추가한 구역을 선택합니다. 위치 권한이 없어도 수동 지역의 날씨를 확인할 수 있습니다. 이용 통계는 별도 동의 후 수집하며 설정에서 철회하거나 삭제를 요청할 수 있습니다. 서버에 저장된 설치별 자료도 앱에서 삭제할 수 있습니다.</w:t>
+      </w:r>
+    </w:p>
+    <w:p>
+      <w:pPr>
+        <w:spacing w:after="40"/>
+      </w:pPr>
+    </w:p>
+    <w:p>
+      <w:pPr>
+        <w:keepNext/>
         <w:spacing w:after="60" w:line="269" w:lineRule="auto"/>
         <w:ind w:left="259" w:right="72"/>
       </w:pPr>
@@ -620,7 +713,7 @@
           <w:color w:val="293844"/>
           <w:sz w:val="20"/>
         </w:rPr>
-        <w:t>• 현재 날씨와 생활형 요약</w:t>
+        <w:t>• 준비물 체크리스트와 실제 추천 근거</w:t>
       </w:r>
     </w:p>
     <w:p>
@@ -634,7 +727,7 @@
           <w:color w:val="293844"/>
           <w:sz w:val="20"/>
         </w:rPr>
-        <w:t>• 오늘 준비물 체크리스트</w:t>
+        <w:t>• 현재 날씨·어제 비교·시간별 타임라인·한주 예보</w:t>
       </w:r>
     </w:p>
     <w:p>
@@ -648,7 +741,7 @@
           <w:color w:val="293844"/>
           <w:sz w:val="20"/>
         </w:rPr>
-        <w:t>• 시간대별 기온·체감·강수·바람·자외선·대기질</w:t>
+        <w:t>• 작은·중간·큰 홈 위젯과 라이트·다크모드</w:t>
       </w:r>
     </w:p>
     <w:p>
@@ -662,7 +755,7 @@
           <w:color w:val="293844"/>
           <w:sz w:val="20"/>
         </w:rPr>
-        <w:t>• 생활 판단 근거와 자료 출처</w:t>
+        <w:t>• 생활 지표·기상특보·주변 낙뢰 관측</w:t>
       </w:r>
     </w:p>
     <w:p>
@@ -676,7 +769,7 @@
           <w:color w:val="293844"/>
           <w:sz w:val="20"/>
         </w:rPr>
-        <w:t>• 일주일 예보</w:t>
+        <w:t>• 바다·하천 자료와 관측소 검색</w:t>
       </w:r>
     </w:p>
     <w:p>
@@ -690,7 +783,7 @@
           <w:color w:val="293844"/>
           <w:sz w:val="20"/>
         </w:rPr>
-        <w:t>• 작은·중간·큰 홈 화면 날씨 위젯</w:t>
+        <w:t>• 항목별 날씨 알림과 선택형 백그라운드 위치 갱신</w:t>
       </w:r>
     </w:p>
     <w:p>
@@ -704,8 +797,13 @@
           <w:color w:val="293844"/>
           <w:sz w:val="20"/>
         </w:rPr>
-        <w:t>• 현재 위치 또는 수동 지역 선택</w:t>
+        <w:t>• 서버 데이터 삭제와 선택 이용 통계 관리</w:t>
       </w:r>
+    </w:p>
+    <w:p>
+      <w:pPr>
+        <w:spacing w:after="40"/>
+      </w:pPr>
     </w:p>
     <w:p>
       <w:pPr>
@@ -718,30 +816,17 @@
           <w:color w:val="293844"/>
           <w:sz w:val="20"/>
         </w:rPr>
-        <w:t>• 준비물·현재 비·기상특보 알림</w:t>
+        <w:t>앱은 무료로 다운로드할 수 있으며 광고가 포함됩니다. 광고 제거는 선택형 1회 인앱 구매로 제공되며, 가격과 구매 가능 여부는 앱 내 스토어 화면에서 확인할 수 있습니다.</w:t>
       </w:r>
     </w:p>
     <w:p>
       <w:pPr>
-        <w:spacing w:after="60" w:line="269" w:lineRule="auto"/>
-        <w:ind w:left="259" w:right="72"/>
-      </w:pPr>
-      <w:r>
-        <w:rPr>
-          <w:rFonts w:ascii="Malgun Gothic" w:hAnsi="Malgun Gothic" w:eastAsia="Malgun Gothic"/>
-          <w:color w:val="293844"/>
-          <w:sz w:val="20"/>
-        </w:rPr>
-        <w:t>• 개인정보와 데이터 선택 관리</w:t>
-      </w:r>
+        <w:spacing w:after="40"/>
+      </w:pPr>
     </w:p>
     <w:p>
       <w:pPr>
-        <w:spacing w:after="40"/>
-      </w:pPr>
-    </w:p>
-    <w:p>
-      <w:pPr>
+        <w:keepNext/>
         <w:spacing w:after="60" w:line="269" w:lineRule="auto"/>
         <w:ind w:left="259" w:right="72"/>
       </w:pPr>
@@ -810,7 +895,7 @@
         <w:keepNext/>
       </w:pPr>
       <w:r>
-        <w:t>첫 출시 안내·버전 설명</w:t>
+        <w:t>이번 업데이트 — Google Play 출시 노트</w:t>
       </w:r>
     </w:p>
     <w:p>
@@ -824,13 +909,8 @@
           <w:color w:val="293844"/>
           <w:sz w:val="20"/>
         </w:rPr>
-        <w:t>날씨챙겨의 첫 버전입니다.</w:t>
+        <w:t>• 바다·하천의 심화 날씨 정보와 관측소 검색을 추가했어요.</w:t>
       </w:r>
-    </w:p>
-    <w:p>
-      <w:pPr>
-        <w:spacing w:after="40"/>
-      </w:pPr>
     </w:p>
     <w:p>
       <w:pPr>
@@ -843,7 +923,7 @@
           <w:color w:val="293844"/>
           <w:sz w:val="20"/>
         </w:rPr>
-        <w:t>• 현재 날씨와 생활 중심 브리핑</w:t>
+        <w:t>• 주변 낙뢰 관측과 낙뢰 알림을 확인할 수 있어요.</w:t>
       </w:r>
     </w:p>
     <w:p>
@@ -857,7 +937,7 @@
           <w:color w:val="293844"/>
           <w:sz w:val="20"/>
         </w:rPr>
-        <w:t>• 오늘 준비물 체크리스트</w:t>
+        <w:t>• 선택 동의 후 이동한 지역의 날씨 알림과 홈 위젯을 백그라운드에서 갱신해요.</w:t>
       </w:r>
     </w:p>
     <w:p>
@@ -871,7 +951,7 @@
           <w:color w:val="293844"/>
           <w:sz w:val="20"/>
         </w:rPr>
-        <w:t>• 시간대별·주간 예보</w:t>
+        <w:t>• 준비물 추천 근거를 자세히 연결하고 시간별 그래프의 수치 겹침을 줄였어요.</w:t>
       </w:r>
     </w:p>
     <w:p>
@@ -885,7 +965,28 @@
           <w:color w:val="293844"/>
           <w:sz w:val="20"/>
         </w:rPr>
-        <w:t>• 작은·중간·큰 홈 화면 날씨 위젯</w:t>
+        <w:t>• 앱·위젯 표시와 데이터 저장·기기 권한 안내를 개선했어요.</w:t>
+      </w:r>
+    </w:p>
+    <w:p>
+      <w:pPr>
+        <w:pStyle w:val="ListBullet"/>
+      </w:pPr>
+      <w:r>
+        <w:rPr>
+          <w:rFonts w:ascii="Malgun Gothic" w:hAnsi="Malgun Gothic" w:eastAsia="Malgun Gothic"/>
+          <w:sz w:val="20"/>
+        </w:rPr>
+        <w:t>Google Play 출시 노트 제한 500자 이내로 작성했다. 한국어 출시 노트 칸에 본문만 입력한다.</w:t>
+      </w:r>
+    </w:p>
+    <w:p>
+      <w:pPr>
+        <w:pStyle w:val="Heading2"/>
+        <w:keepNext/>
+      </w:pPr>
+      <w:r>
+        <w:t>이번 업데이트 — App Store 버전 설명</w:t>
       </w:r>
     </w:p>
     <w:p>
@@ -899,8 +1000,13 @@
           <w:color w:val="293844"/>
           <w:sz w:val="20"/>
         </w:rPr>
-        <w:t>• 자외선·미세먼지·초미세먼지 정보</w:t>
+        <w:t>날씨를 확인하고 준비하는 흐름을 더 편하게 다듬었어요.</w:t>
       </w:r>
+    </w:p>
+    <w:p>
+      <w:pPr>
+        <w:spacing w:after="40"/>
+      </w:pPr>
     </w:p>
     <w:p>
       <w:pPr>
@@ -913,7 +1019,7 @@
           <w:color w:val="293844"/>
           <w:sz w:val="20"/>
         </w:rPr>
-        <w:t>• 위치 및 날씨 알림 설정</w:t>
+        <w:t>• 바다·하천 자료를 살펴보는 심화 날씨 정보와 관측소 검색을 추가했어요. 만조·간조·조위와 수위·유량 등을 그래프로 확인할 수 있어요.</w:t>
       </w:r>
     </w:p>
     <w:p>
@@ -927,7 +1033,82 @@
           <w:color w:val="293844"/>
           <w:sz w:val="20"/>
         </w:rPr>
-        <w:t>• 데이터·권한 안내와 삭제 요청</w:t>
+        <w:t>• 주변 낙뢰 관측의 시각·거리·횟수와 낙뢰 알림을 확인할 수 있어요.</w:t>
+      </w:r>
+    </w:p>
+    <w:p>
+      <w:pPr>
+        <w:spacing w:after="60" w:line="269" w:lineRule="auto"/>
+        <w:ind w:left="259" w:right="72"/>
+      </w:pPr>
+      <w:r>
+        <w:rPr>
+          <w:rFonts w:ascii="Malgun Gothic" w:hAnsi="Malgun Gothic" w:eastAsia="Malgun Gothic"/>
+          <w:color w:val="293844"/>
+          <w:sz w:val="20"/>
+        </w:rPr>
+        <w:t>• 선택 동의와 항상 위치 권한을 허용하면 이동한 지역의 날씨 알림과 홈 위젯을 백그라운드에서 갱신해요.</w:t>
+      </w:r>
+    </w:p>
+    <w:p>
+      <w:pPr>
+        <w:spacing w:after="60" w:line="269" w:lineRule="auto"/>
+        <w:ind w:left="259" w:right="72"/>
+      </w:pPr>
+      <w:r>
+        <w:rPr>
+          <w:rFonts w:ascii="Malgun Gothic" w:hAnsi="Malgun Gothic" w:eastAsia="Malgun Gothic"/>
+          <w:color w:val="293844"/>
+          <w:sz w:val="20"/>
+        </w:rPr>
+        <w:t>• 준비물마다 실제 추천 시간대·수치·판단 기준을 확인하도록 근거 연결을 개선했어요.</w:t>
+      </w:r>
+    </w:p>
+    <w:p>
+      <w:pPr>
+        <w:spacing w:after="60" w:line="269" w:lineRule="auto"/>
+        <w:ind w:left="259" w:right="72"/>
+      </w:pPr>
+      <w:r>
+        <w:rPr>
+          <w:rFonts w:ascii="Malgun Gothic" w:hAnsi="Malgun Gothic" w:eastAsia="Malgun Gothic"/>
+          <w:color w:val="293844"/>
+          <w:sz w:val="20"/>
+        </w:rPr>
+        <w:t>• 시간별 기온·체감온도 그래프의 수치 겹침을 줄이고 위젯의 브리핑·준비물·새로고침 표시를 다듬었어요.</w:t>
+      </w:r>
+    </w:p>
+    <w:p>
+      <w:pPr>
+        <w:spacing w:after="60" w:line="269" w:lineRule="auto"/>
+        <w:ind w:left="259" w:right="72"/>
+      </w:pPr>
+      <w:r>
+        <w:rPr>
+          <w:rFonts w:ascii="Malgun Gothic" w:hAnsi="Malgun Gothic" w:eastAsia="Malgun Gothic"/>
+          <w:color w:val="293844"/>
+          <w:sz w:val="20"/>
+        </w:rPr>
+        <w:t>• 데이터 저장·기기 권한 상태를 한 화면에 모으고 항목별 알림과 테마 설정을 정리했어요.</w:t>
+      </w:r>
+    </w:p>
+    <w:p>
+      <w:pPr>
+        <w:spacing w:after="40"/>
+      </w:pPr>
+    </w:p>
+    <w:p>
+      <w:pPr>
+        <w:spacing w:after="60" w:line="269" w:lineRule="auto"/>
+        <w:ind w:left="259" w:right="72"/>
+      </w:pPr>
+      <w:r>
+        <w:rPr>
+          <w:rFonts w:ascii="Malgun Gothic" w:hAnsi="Malgun Gothic" w:eastAsia="Malgun Gothic"/>
+          <w:color w:val="293844"/>
+          <w:sz w:val="20"/>
+        </w:rPr>
+        <w:t>백그라운드 위치 갱신은 선택 기능이며 기기·권한·절전 상태에 따라 동작이 달라질 수 있어요. 심화 자료는 제공 지역·관측소·기간에 따라 확인 가능한 항목이 달라요.</w:t>
       </w:r>
     </w:p>
     <w:p>
@@ -939,19 +1120,7 @@
           <w:rFonts w:ascii="Malgun Gothic" w:hAnsi="Malgun Gothic" w:eastAsia="Malgun Gothic"/>
           <w:sz w:val="20"/>
         </w:rPr>
-        <w:t>Google Play 출시 노트에 사용할 수 있다.</w:t>
-      </w:r>
-    </w:p>
-    <w:p>
-      <w:pPr>
-        <w:pStyle w:val="ListBullet"/>
-      </w:pPr>
-      <w:r>
-        <w:rPr>
-          <w:rFonts w:ascii="Malgun Gothic" w:hAnsi="Malgun Gothic" w:eastAsia="Malgun Gothic"/>
-          <w:sz w:val="20"/>
-        </w:rPr>
-        <w:t>App Store의 이 버전에서 새롭게 추가된 사항은 최초 버전에는 입력하지 않고, 두 번째 버전부터 변경사항을 작성한다.</w:t>
+        <w:t>App Store의 이 버전에서 새롭게 추가된 사항에 사용한다. 제한 4,000자 이내이며 최초 출시로 등록하는 경우 해당 필드는 사용하지 않는다.</w:t>
       </w:r>
     </w:p>
     <w:p>
@@ -978,7 +1147,7 @@
           <w:rFonts w:ascii="Malgun Gothic" w:hAnsi="Malgun Gothic" w:eastAsia="Malgun Gothic"/>
           <w:sz w:val="20"/>
         </w:rPr>
-        <w:t>기상예보,미세먼지,자외선,강수,우산,준비물,체감온도,주간예보,대기질</w:t>
+        <w:t>기상예보,미세먼지,자외선,우산,준비물,체감온도,주간예보,낙뢰,조위,하천</w:t>
       </w:r>
     </w:p>
     <w:p>
@@ -990,7 +1159,7 @@
           <w:rFonts w:ascii="Malgun Gothic" w:hAnsi="Malgun Gothic" w:eastAsia="Malgun Gothic"/>
           <w:sz w:val="20"/>
         </w:rPr>
-        <w:t>길이: 37자, UTF-8 95바이트 / 제한 100바이트 이내</w:t>
+        <w:t>UTF-8 기준 제한 100바이트 이내</w:t>
       </w:r>
     </w:p>
     <w:p>
@@ -1041,7 +1210,7 @@
           <w:rFonts w:ascii="Malgun Gothic" w:hAnsi="Malgun Gothic" w:eastAsia="Malgun Gothic"/>
           <w:sz w:val="20"/>
         </w:rPr>
-        <w:t>날씨, 기상예보, 동네날씨, 미세먼지, 초미세먼지, 자외선, 강수확률, 체감온도, 주간예보, 우산, 준비물, 날씨알림, 날씨위젯</w:t>
+        <w:t>날씨, 기상예보, 미세먼지, 초미세먼지, 자외선, 강수, 체감온도, 주간예보, 우산, 준비물, 날씨 알림, 홈 위젯, 낙뢰, 조위, 하천</w:t>
       </w:r>
     </w:p>
     <w:p>
@@ -1709,7 +1878,7 @@
                 <w:b w:val="0"/>
                 <w:sz w:val="18"/>
               </w:rPr>
-              <w:t>0.1.0 (1)</w:t>
+              <w:t>1.1.0 (26102300) — 최종 AAB 확인</w:t>
             </w:r>
           </w:p>
         </w:tc>
@@ -1768,7 +1937,7 @@
                 <w:b w:val="0"/>
                 <w:sz w:val="18"/>
               </w:rPr>
-              <w:t>무료</w:t>
+              <w:t>무료 다운로드, 광고 제거 인앱 구매</w:t>
             </w:r>
           </w:p>
         </w:tc>
@@ -2202,7 +2371,7 @@
           <w:rFonts w:ascii="Malgun Gothic" w:hAnsi="Malgun Gothic" w:eastAsia="Malgun Gothic"/>
           <w:sz w:val="20"/>
         </w:rPr>
-        <w:t>로그인이나 유료 계정 없이 모든 핵심 기능에 접근할 수 있으므로 모든 기능을 제한 없이 이용 가능으로 답한다.</w:t>
+        <w:t>로그인이나 유료 계정 없이 주요 날씨 기능에 접근할 수 있다. 광고 제거 구매는 선택 기능이다. 콘솔에 표시되는 앱 액세스 선택지와 실제 제출 빌드를 대조한다.</w:t>
       </w:r>
     </w:p>
     <w:p>
@@ -2214,7 +2383,7 @@
           <w:rFonts w:ascii="Malgun Gothic" w:hAnsi="Malgun Gothic" w:eastAsia="Malgun Gothic"/>
           <w:sz w:val="20"/>
         </w:rPr>
-        <w:t>심사 메모에는 최초 실행에서 만 14세 이상이에요를 선택해야 한다고 적는다.</w:t>
+        <w:t>현재 앱에는 별도의 연령 확인 화면이 없다. 이전 원고의 만 14세 이상이에요 선택 절차는 사용하지 않는다.</w:t>
       </w:r>
     </w:p>
     <w:p>
@@ -2226,7 +2395,7 @@
           <w:rFonts w:ascii="Malgun Gothic" w:hAnsi="Malgun Gothic" w:eastAsia="Malgun Gothic"/>
           <w:sz w:val="20"/>
         </w:rPr>
-        <w:t>위치 권한을 거부해도 Setting → 지역 선택에서 지역을 직접 고를 수 있다.</w:t>
+        <w:t>위치 권한을 거부해도 Main 상단 지역명 → 구역 추가에서 지역을 직접 고를 수 있다.</w:t>
       </w:r>
     </w:p>
     <w:p>
@@ -2244,7 +2413,7 @@
           <w:rFonts w:ascii="Malgun Gothic" w:hAnsi="Malgun Gothic" w:eastAsia="Malgun Gothic"/>
           <w:sz w:val="20"/>
         </w:rPr>
-        <w:t>현재 공개 개인정보처리방침과 이번 Release 빌드는 운영 광고가 비활성이고 유효한 운영 광고 단위 ID를 넣지 않은 상태이므로 광고 포함 안 함이 현재 초안이다.</w:t>
+        <w:t>현재 Release 코드는 유효한 운영 광고 단위 ID를 기본값으로 사용하므로 광고 포함으로 준비한다. Today·Main·Advanced·Week의 네이티브 광고와 앱 오프닝 광고가 있으며, UMP가 광고 요청을 허용한 뒤 요청한다. 광고 제거 구매 권한이 있으면 광고를 요청하지 않는다.</w:t>
       </w:r>
     </w:p>
     <w:p>
@@ -2253,7 +2422,7 @@
           <w:rFonts w:ascii="Malgun Gothic" w:hAnsi="Malgun Gothic" w:eastAsia="Malgun Gothic"/>
           <w:sz w:val="20"/>
         </w:rPr>
-        <w:t>운영 AdMob ID를 넣어 광고를 활성화한 빌드를 제출한다면 반드시 제출 전에 다음을 모두 바꾼다.</w:t>
+        <w:t>제출 전 다음 항목을 현재 빌드와 일치시킨다.</w:t>
       </w:r>
     </w:p>
     <w:p>
@@ -2314,7 +2483,76 @@
           <w:rFonts w:ascii="Malgun Gothic" w:hAnsi="Malgun Gothic" w:eastAsia="Malgun Gothic"/>
           <w:sz w:val="20"/>
         </w:rPr>
-        <w:t>SDK가 포함됐다는 이유만으로 광고가 실제 노출된다고 단정하지 않고, 최종 제출 AAB의 런타임 구성으로 답한다.</w:t>
+        <w:t>비개인화 광고 옵션을 요청하지만 이것만으로 SDK의 데이터 수집·공유·추적 여부가 모두 없다고 답하지 않는다. Android에는 광고 ID와 Ad Services 광고 ID 권한이 있으며 iOS는 ATT 권한을 요청하지 않는다. 최종 제출 SDK와 실제 동의·광고 요청 동작으로 공개 항목을 확정한다.</w:t>
+      </w:r>
+    </w:p>
+    <w:p>
+      <w:pPr>
+        <w:pStyle w:val="Heading2"/>
+        <w:keepNext/>
+      </w:pPr>
+      <w:r>
+        <w:t>광고 제거 인앱 상품</w:t>
+      </w:r>
+    </w:p>
+    <w:p>
+      <w:pPr>
+        <w:pStyle w:val="ListBullet"/>
+      </w:pPr>
+      <w:r>
+        <w:rPr>
+          <w:rFonts w:ascii="Malgun Gothic" w:hAnsi="Malgun Gothic" w:eastAsia="Malgun Gothic"/>
+          <w:sz w:val="20"/>
+        </w:rPr>
+        <w:t>기본 상품 ID: ad_free_lifetime</w:t>
+      </w:r>
+    </w:p>
+    <w:p>
+      <w:pPr>
+        <w:pStyle w:val="ListBullet"/>
+      </w:pPr>
+      <w:r>
+        <w:rPr>
+          <w:rFonts w:ascii="Malgun Gothic" w:hAnsi="Malgun Gothic" w:eastAsia="Malgun Gothic"/>
+          <w:sz w:val="20"/>
+        </w:rPr>
+        <w:t>유형: 1회 구매형 비소모성 광고 제거, 구독 아님</w:t>
+      </w:r>
+    </w:p>
+    <w:p>
+      <w:pPr>
+        <w:pStyle w:val="ListBullet"/>
+      </w:pPr>
+      <w:r>
+        <w:rPr>
+          <w:rFonts w:ascii="Malgun Gothic" w:hAnsi="Malgun Gothic" w:eastAsia="Malgun Gothic"/>
+          <w:sz w:val="20"/>
+        </w:rPr>
+        <w:t>표시 가격: 스토어가 반환한 현지화 가격 사용. 원고에 고정 금액을 넣지 않는다.</w:t>
+      </w:r>
+    </w:p>
+    <w:p>
+      <w:pPr>
+        <w:pStyle w:val="ListBullet"/>
+      </w:pPr>
+      <w:r>
+        <w:rPr>
+          <w:rFonts w:ascii="Malgun Gothic" w:hAnsi="Malgun Gothic" w:eastAsia="Malgun Gothic"/>
+          <w:sz w:val="20"/>
+        </w:rPr>
+        <w:t>진입 경로: Setting → 광고 제거 및 구매 화면의 구매 내역 복원</w:t>
+      </w:r>
+    </w:p>
+    <w:p>
+      <w:pPr>
+        <w:pStyle w:val="ListBullet"/>
+      </w:pPr>
+      <w:r>
+        <w:rPr>
+          <w:rFonts w:ascii="Malgun Gothic" w:hAnsi="Malgun Gothic" w:eastAsia="Malgun Gothic"/>
+          <w:sz w:val="20"/>
+        </w:rPr>
+        <w:t>콘솔의 상품 활성화·가격·심사 정보와 실제 구매·복원·환불 후 권한 갱신은 별도 확인한다. 코드 구현만으로 판매 가능 상태라고 판단하지 않는다.</w:t>
       </w:r>
     </w:p>
     <w:p>
@@ -2335,7 +2573,7 @@
           <w:rFonts w:ascii="Malgun Gothic" w:hAnsi="Malgun Gothic" w:eastAsia="Malgun Gothic"/>
           <w:sz w:val="20"/>
         </w:rPr>
-        <w:t>앱 정책은 만 14세 이상이며 만 14세 미만에게 보호자 동의 예외를 제공하지 않는다.</w:t>
+        <w:t>공개 방침상 이용 대상은 만 14세 이상이다. 다만 현재 앱은 연령을 묻거나 연령 답변을 저장하지 않으므로 이전 자기확인·차단 흐름을 심사 메모에 적지 않는다.</w:t>
       </w:r>
     </w:p>
     <w:p>
@@ -2347,7 +2585,7 @@
           <w:rFonts w:ascii="Malgun Gothic" w:hAnsi="Malgun Gothic" w:eastAsia="Malgun Gothic"/>
           <w:sz w:val="20"/>
         </w:rPr>
-        <w:t>Play Console 대상 연령은 13~15세, 16~17세, 18세 이상을 검토한다. Google의 구간이 14세에서 시작하지 않으므로 13~15세 선택과 앱의 실제 만 14세 경계를 심사 메모에 명확히 적는다.</w:t>
+        <w:t>Play Console 대상 연령은 공개 이용 정책과 실제 동작을 정합화한 뒤 확정한다. 기존 13~15세, 16~17세, 18세 이상 구간은 검토값이며, 현재 앱이 14세 경계를 검사한다고 설명하지 않는다.</w:t>
       </w:r>
     </w:p>
     <w:p>
@@ -2799,7 +3037,7 @@
                 <w:b w:val="0"/>
                 <w:sz w:val="18"/>
               </w:rPr>
-              <w:t>GPS 정밀 위치 사용 시 서버 전송</w:t>
+              <w:t>GPS 정밀 위치 사용 시, 선택 동의한 백그라운드 이동 감지·위젯 갱신 시 서버 전송</w:t>
             </w:r>
           </w:p>
         </w:tc>
@@ -2826,7 +3064,7 @@
                 <w:b w:val="0"/>
                 <w:sz w:val="18"/>
               </w:rPr>
-              <w:t>지역 날씨, 현재 비·도로 안내, 알림</w:t>
+              <w:t>지역 날씨, 현재 비·도로 안내, 날씨·낙뢰 알림과 위젯 갱신</w:t>
             </w:r>
           </w:p>
         </w:tc>
@@ -3461,7 +3699,7 @@
                 <w:b w:val="0"/>
                 <w:sz w:val="18"/>
               </w:rPr>
-              <w:t>연령정책 확인</w:t>
+              <w:t>기존 연령 관련 계약 필드</w:t>
             </w:r>
           </w:p>
         </w:tc>
@@ -3487,7 +3725,7 @@
                 <w:b w:val="0"/>
                 <w:sz w:val="18"/>
               </w:rPr>
-              <w:t>만 14세 이상 자기확인 시각·정책 버전</w:t>
+              <w:t>현재 앱은 연령 답변을 수집하지 않음. 기존 서버 호환 필드의 전송·보관 여부 확인</w:t>
             </w:r>
           </w:p>
         </w:tc>
@@ -3513,7 +3751,7 @@
                 <w:b w:val="0"/>
                 <w:sz w:val="18"/>
               </w:rPr>
-              <w:t>이용 대상 확인, 앱 기능</w:t>
+              <w:t>기존 서버 호환</w:t>
             </w:r>
           </w:p>
         </w:tc>
@@ -3539,7 +3777,7 @@
                 <w:b w:val="0"/>
                 <w:sz w:val="18"/>
               </w:rPr>
-              <w:t>필수</w:t>
+              <w:t>실제 제출 요청 확인</w:t>
             </w:r>
           </w:p>
         </w:tc>
@@ -3565,7 +3803,282 @@
                 <w:b w:val="0"/>
                 <w:sz w:val="18"/>
               </w:rPr>
-              <w:t>서버 처리수탁 범위 확인</w:t>
+              <w:t>자기확인 수집으로 설명하지 않음</w:t>
+            </w:r>
+          </w:p>
+        </w:tc>
+      </w:tr>
+      <w:tr>
+        <w:trPr>
+          <w:cantSplit w:val="true"/>
+        </w:trPr>
+        <w:tc>
+          <w:tcPr>
+            <w:tcW w:type="dxa" w:w="1608"/>
+            <w:vAlign w:val="center"/>
+            <w:tcMar>
+              <w:top w:w="90" w:type="dxa"/>
+              <w:start w:w="110" w:type="dxa"/>
+              <w:bottom w:w="90" w:type="dxa"/>
+              <w:end w:w="110" w:type="dxa"/>
+            </w:tcMar>
+            <w:shd w:fill="EDF4F8"/>
+          </w:tcPr>
+          <w:p>
+            <w:pPr>
+              <w:spacing w:after="0" w:line="259" w:lineRule="auto"/>
+              <w:jc w:val="left"/>
+            </w:pPr>
+            <w:r>
+              <w:rPr>
+                <w:rFonts w:ascii="Malgun Gothic" w:hAnsi="Malgun Gothic" w:eastAsia="Malgun Gothic"/>
+                <w:b w:val="0"/>
+                <w:sz w:val="18"/>
+              </w:rPr>
+              <w:t>광고 SDK의 식별자·앱 활동·진단 정보</w:t>
+            </w:r>
+          </w:p>
+        </w:tc>
+        <w:tc>
+          <w:tcPr>
+            <w:tcW w:type="dxa" w:w="2714"/>
+            <w:vAlign w:val="center"/>
+            <w:tcMar>
+              <w:top w:w="90" w:type="dxa"/>
+              <w:start w:w="110" w:type="dxa"/>
+              <w:bottom w:w="90" w:type="dxa"/>
+              <w:end w:w="110" w:type="dxa"/>
+            </w:tcMar>
+            <w:shd w:fill="EDF4F8"/>
+          </w:tcPr>
+          <w:p>
+            <w:pPr>
+              <w:spacing w:after="0" w:line="259" w:lineRule="auto"/>
+              <w:jc w:val="left"/>
+            </w:pPr>
+            <w:r>
+              <w:rPr>
+                <w:rFonts w:ascii="Malgun Gothic" w:hAnsi="Malgun Gothic" w:eastAsia="Malgun Gothic"/>
+                <w:b w:val="0"/>
+                <w:sz w:val="18"/>
+              </w:rPr>
+              <w:t>UMP가 광고 요청을 허용한 광고 이용 과정</w:t>
+            </w:r>
+          </w:p>
+        </w:tc>
+        <w:tc>
+          <w:tcPr>
+            <w:tcW w:type="dxa" w:w="2111"/>
+            <w:vAlign w:val="center"/>
+            <w:tcMar>
+              <w:top w:w="90" w:type="dxa"/>
+              <w:start w:w="110" w:type="dxa"/>
+              <w:bottom w:w="90" w:type="dxa"/>
+              <w:end w:w="110" w:type="dxa"/>
+            </w:tcMar>
+            <w:shd w:fill="EDF4F8"/>
+          </w:tcPr>
+          <w:p>
+            <w:pPr>
+              <w:spacing w:after="0" w:line="259" w:lineRule="auto"/>
+              <w:jc w:val="left"/>
+            </w:pPr>
+            <w:r>
+              <w:rPr>
+                <w:rFonts w:ascii="Malgun Gothic" w:hAnsi="Malgun Gothic" w:eastAsia="Malgun Gothic"/>
+                <w:b w:val="0"/>
+                <w:sz w:val="18"/>
+              </w:rPr>
+              <w:t>광고, 분석, 부정 사용 방지</w:t>
+            </w:r>
+          </w:p>
+        </w:tc>
+        <w:tc>
+          <w:tcPr>
+            <w:tcW w:type="dxa" w:w="1809"/>
+            <w:vAlign w:val="center"/>
+            <w:tcMar>
+              <w:top w:w="90" w:type="dxa"/>
+              <w:start w:w="110" w:type="dxa"/>
+              <w:bottom w:w="90" w:type="dxa"/>
+              <w:end w:w="110" w:type="dxa"/>
+            </w:tcMar>
+            <w:shd w:fill="EDF4F8"/>
+          </w:tcPr>
+          <w:p>
+            <w:pPr>
+              <w:spacing w:after="0" w:line="259" w:lineRule="auto"/>
+              <w:jc w:val="left"/>
+            </w:pPr>
+            <w:r>
+              <w:rPr>
+                <w:rFonts w:ascii="Malgun Gothic" w:hAnsi="Malgun Gothic" w:eastAsia="Malgun Gothic"/>
+                <w:b w:val="0"/>
+                <w:sz w:val="18"/>
+              </w:rPr>
+              <w:t>SDK·동의별 실제 동작 확인</w:t>
+            </w:r>
+          </w:p>
+        </w:tc>
+        <w:tc>
+          <w:tcPr>
+            <w:tcW w:type="dxa" w:w="1809"/>
+            <w:vAlign w:val="center"/>
+            <w:tcMar>
+              <w:top w:w="90" w:type="dxa"/>
+              <w:start w:w="110" w:type="dxa"/>
+              <w:bottom w:w="90" w:type="dxa"/>
+              <w:end w:w="110" w:type="dxa"/>
+            </w:tcMar>
+            <w:shd w:fill="EDF4F8"/>
+          </w:tcPr>
+          <w:p>
+            <w:pPr>
+              <w:spacing w:after="0" w:line="259" w:lineRule="auto"/>
+              <w:jc w:val="left"/>
+            </w:pPr>
+            <w:r>
+              <w:rPr>
+                <w:rFonts w:ascii="Malgun Gothic" w:hAnsi="Malgun Gothic" w:eastAsia="Malgun Gothic"/>
+                <w:b w:val="0"/>
+                <w:sz w:val="18"/>
+              </w:rPr>
+              <w:t>Google Mobile Ads 제출 버전 기준 수집·공유 확정</w:t>
+            </w:r>
+          </w:p>
+        </w:tc>
+      </w:tr>
+      <w:tr>
+        <w:trPr>
+          <w:cantSplit w:val="true"/>
+        </w:trPr>
+        <w:tc>
+          <w:tcPr>
+            <w:tcW w:type="dxa" w:w="1608"/>
+            <w:vAlign w:val="center"/>
+            <w:tcMar>
+              <w:top w:w="90" w:type="dxa"/>
+              <w:start w:w="110" w:type="dxa"/>
+              <w:bottom w:w="90" w:type="dxa"/>
+              <w:end w:w="110" w:type="dxa"/>
+            </w:tcMar>
+          </w:tcPr>
+          <w:p>
+            <w:pPr>
+              <w:spacing w:after="0" w:line="259" w:lineRule="auto"/>
+              <w:jc w:val="left"/>
+            </w:pPr>
+            <w:r>
+              <w:rPr>
+                <w:rFonts w:ascii="Malgun Gothic" w:hAnsi="Malgun Gothic" w:eastAsia="Malgun Gothic"/>
+                <w:b w:val="0"/>
+                <w:sz w:val="18"/>
+              </w:rPr>
+              <w:t>구매 내역</w:t>
+            </w:r>
+          </w:p>
+        </w:tc>
+        <w:tc>
+          <w:tcPr>
+            <w:tcW w:type="dxa" w:w="2714"/>
+            <w:vAlign w:val="center"/>
+            <w:tcMar>
+              <w:top w:w="90" w:type="dxa"/>
+              <w:start w:w="110" w:type="dxa"/>
+              <w:bottom w:w="90" w:type="dxa"/>
+              <w:end w:w="110" w:type="dxa"/>
+            </w:tcMar>
+          </w:tcPr>
+          <w:p>
+            <w:pPr>
+              <w:spacing w:after="0" w:line="259" w:lineRule="auto"/>
+              <w:jc w:val="left"/>
+            </w:pPr>
+            <w:r>
+              <w:rPr>
+                <w:rFonts w:ascii="Malgun Gothic" w:hAnsi="Malgun Gothic" w:eastAsia="Malgun Gothic"/>
+                <w:b w:val="0"/>
+                <w:sz w:val="18"/>
+              </w:rPr>
+              <w:t>광고 제거 구매·복원 과정에서 스토어 거래와 구매 권한 처리</w:t>
+            </w:r>
+          </w:p>
+        </w:tc>
+        <w:tc>
+          <w:tcPr>
+            <w:tcW w:type="dxa" w:w="2111"/>
+            <w:vAlign w:val="center"/>
+            <w:tcMar>
+              <w:top w:w="90" w:type="dxa"/>
+              <w:start w:w="110" w:type="dxa"/>
+              <w:bottom w:w="90" w:type="dxa"/>
+              <w:end w:w="110" w:type="dxa"/>
+            </w:tcMar>
+          </w:tcPr>
+          <w:p>
+            <w:pPr>
+              <w:spacing w:after="0" w:line="259" w:lineRule="auto"/>
+              <w:jc w:val="left"/>
+            </w:pPr>
+            <w:r>
+              <w:rPr>
+                <w:rFonts w:ascii="Malgun Gothic" w:hAnsi="Malgun Gothic" w:eastAsia="Malgun Gothic"/>
+                <w:b w:val="0"/>
+                <w:sz w:val="18"/>
+              </w:rPr>
+              <w:t>인앱 구매, 광고 제거</w:t>
+            </w:r>
+          </w:p>
+        </w:tc>
+        <w:tc>
+          <w:tcPr>
+            <w:tcW w:type="dxa" w:w="1809"/>
+            <w:vAlign w:val="center"/>
+            <w:tcMar>
+              <w:top w:w="90" w:type="dxa"/>
+              <w:start w:w="110" w:type="dxa"/>
+              <w:bottom w:w="90" w:type="dxa"/>
+              <w:end w:w="110" w:type="dxa"/>
+            </w:tcMar>
+          </w:tcPr>
+          <w:p>
+            <w:pPr>
+              <w:spacing w:after="0" w:line="259" w:lineRule="auto"/>
+              <w:jc w:val="left"/>
+            </w:pPr>
+            <w:r>
+              <w:rPr>
+                <w:rFonts w:ascii="Malgun Gothic" w:hAnsi="Malgun Gothic" w:eastAsia="Malgun Gothic"/>
+                <w:b w:val="0"/>
+                <w:sz w:val="18"/>
+              </w:rPr>
+              <w:t>선택</w:t>
+            </w:r>
+          </w:p>
+        </w:tc>
+        <w:tc>
+          <w:tcPr>
+            <w:tcW w:type="dxa" w:w="1809"/>
+            <w:vAlign w:val="center"/>
+            <w:tcMar>
+              <w:top w:w="90" w:type="dxa"/>
+              <w:start w:w="110" w:type="dxa"/>
+              <w:bottom w:w="90" w:type="dxa"/>
+              <w:end w:w="110" w:type="dxa"/>
+            </w:tcMar>
+          </w:tcPr>
+          <w:p>
+            <w:pPr>
+              <w:spacing w:after="0" w:line="259" w:lineRule="auto"/>
+              <w:jc w:val="left"/>
+            </w:pPr>
+            <w:r>
+              <w:rPr>
+                <w:rFonts w:ascii="Malgun Gothic" w:hAnsi="Malgun Gothic" w:eastAsia="Malgun Gothic"/>
+                <w:b w:val="0"/>
+                <w:sz w:val="18"/>
+              </w:rPr>
+              <w:t>스토어 SDK·실제 전송 대상 확인</w:t>
             </w:r>
           </w:p>
         </w:tc>
@@ -3630,7 +4143,7 @@
           <w:rFonts w:ascii="Malgun Gothic" w:hAnsi="Malgun Gothic" w:eastAsia="Malgun Gothic"/>
           <w:sz w:val="20"/>
         </w:rPr>
-        <w:t>정확한 위치는 백그라운드에서 연속 수집하지 않음</w:t>
+        <w:t>선택형 백그라운드 위치 사용: 동의·항상 위치 권한·GPS 모드·전체 알림·서버 사용 조건에서 이동 감지로 최신 위치를 서버에 전송. 이동 경로 이력은 저장하지 않음</w:t>
       </w:r>
     </w:p>
     <w:p>
@@ -3642,7 +4155,7 @@
           <w:rFonts w:ascii="Malgun Gothic" w:hAnsi="Malgun Gothic" w:eastAsia="Malgun Gothic"/>
           <w:sz w:val="20"/>
         </w:rPr>
-        <w:t>Android 광고 ID·Ad Services 광고 ID 권한은 매니페스트에서 제거됨</w:t>
+        <w:t>Android 광고 ID·Ad Services 광고 ID 권한은 현재 매니페스트에 포함됨</w:t>
       </w:r>
     </w:p>
     <w:p>
@@ -4149,7 +4662,7 @@
                 <w:b w:val="0"/>
                 <w:sz w:val="18"/>
               </w:rPr>
-              <w:t>사용 중 위치와 알림만 사용, 백그라운드 위치 없음</w:t>
+              <w:t>사용 중 위치·선택형 백그라운드 위치·알림, 위치 유형 포그라운드 서비스 사용</w:t>
             </w:r>
           </w:p>
         </w:tc>
@@ -4159,6 +4672,76 @@
       <w:pPr>
         <w:spacing w:after="20"/>
       </w:pPr>
+    </w:p>
+    <w:p>
+      <w:pPr>
+        <w:pStyle w:val="Heading2"/>
+        <w:keepNext/>
+      </w:pPr>
+      <w:r>
+        <w:t>백그라운드 위치·포그라운드 서비스 심사 입력 초안</w:t>
+      </w:r>
+    </w:p>
+    <w:p>
+      <w:pPr>
+        <w:spacing w:after="60" w:line="269" w:lineRule="auto"/>
+        <w:ind w:left="259" w:right="72"/>
+      </w:pPr>
+      <w:r>
+        <w:rPr>
+          <w:rFonts w:ascii="Malgun Gothic" w:hAnsi="Malgun Gothic" w:eastAsia="Malgun Gothic"/>
+          <w:color w:val="293844"/>
+          <w:sz w:val="20"/>
+        </w:rPr>
+        <w:t>기능명: 이동한 지역의 날씨·낙뢰 알림 및 홈 위젯 갱신</w:t>
+      </w:r>
+    </w:p>
+    <w:p>
+      <w:pPr>
+        <w:spacing w:after="40"/>
+      </w:pPr>
+    </w:p>
+    <w:p>
+      <w:pPr>
+        <w:spacing w:after="60" w:line="269" w:lineRule="auto"/>
+        <w:ind w:left="259" w:right="72"/>
+      </w:pPr>
+      <w:r>
+        <w:rPr>
+          <w:rFonts w:ascii="Malgun Gothic" w:hAnsi="Malgun Gothic" w:eastAsia="Malgun Gothic"/>
+          <w:color w:val="293844"/>
+          <w:sz w:val="20"/>
+        </w:rPr>
+        <w:t>이용자가 초기 안내 또는 설정에서 백그라운드 위치 갱신에 동의하고 위치를 항상 허용한 경우, 앱을 사용하지 않을 때도 이동을 감지해 최신 위치를 서버로 보냅니다. 이동 전 지역의 알림이 계속 적용되는 것을 줄이고 새 지역의 날씨·낙뢰 알림과 홈 위젯 날씨를 갱신하기 위한 기능입니다.</w:t>
+      </w:r>
+    </w:p>
+    <w:p>
+      <w:pPr>
+        <w:spacing w:after="40"/>
+      </w:pPr>
+    </w:p>
+    <w:p>
+      <w:pPr>
+        <w:spacing w:after="60" w:line="269" w:lineRule="auto"/>
+        <w:ind w:left="259" w:right="72"/>
+      </w:pPr>
+      <w:r>
+        <w:rPr>
+          <w:rFonts w:ascii="Malgun Gothic" w:hAnsi="Malgun Gothic" w:eastAsia="Malgun Gothic"/>
+          <w:color w:val="293844"/>
+          <w:sz w:val="20"/>
+        </w:rPr>
+        <w:t>GPS 모드·전체 알림·서버 데이터 사용이 켜진 동안 동작하며 이동 경로 이력은 저장하지 않습니다. Android는 위치 감시 중 실행 알림을 표시합니다. 이용자는 백그라운드 기능이나 전체 알림을 끄고, 지역을 직접 선택하거나 서버 자료를 삭제해 감시를 중지할 수 있습니다. 백그라운드 기능에 동의하지 않아도 직접 선택한 지역의 날씨를 이용할 수 있습니다.</w:t>
+      </w:r>
+    </w:p>
+    <w:p>
+      <w:r>
+        <w:rPr>
+          <w:rFonts w:ascii="Malgun Gothic" w:hAnsi="Malgun Gothic" w:eastAsia="Malgun Gothic"/>
+          <w:sz w:val="20"/>
+        </w:rPr>
+        <w:t>Google Play의 위치 권한 선언과 위치 유형 포그라운드 서비스 선언에 실제 제출 빌드의 동작을 입력한다. 심사용 동영상에는 앱 내 사전 안내·동의, OS 권한, 기능 켜기, 이동 후 알림 지역·위젯 갱신과 끄기까지 재현 가능한 흐름을 담는다. 기존 위젯 새로고침 영상만으로 이동 감지 전체가 검증됐다고 설명하지 않는다. Google Play 백그라운드 위치 심사 안내 (https://support.google.com/googleplay/android-developer/answer/9799150)</w:t>
+      </w:r>
     </w:p>
     <w:p>
       <w:pPr>
@@ -4488,7 +5071,7 @@
                 <w:b w:val="0"/>
                 <w:sz w:val="18"/>
               </w:rPr>
-              <w:t>com.codesoha.weatherCare — 업로드 전 대소문자까지 확인</w:t>
+              <w:t>com.codesoha.weathercare — 현재 Runner 설정. 기존 App Store 앱 레코드·프로비저닝과 대소문자까지 대조</w:t>
             </w:r>
           </w:p>
         </w:tc>
@@ -4604,7 +5187,7 @@
                 <w:b w:val="0"/>
                 <w:sz w:val="18"/>
               </w:rPr>
-              <w:t>0.1.0</w:t>
+              <w:t>1.1.0</w:t>
             </w:r>
           </w:p>
         </w:tc>
@@ -4661,7 +5244,7 @@
                 <w:b w:val="0"/>
                 <w:sz w:val="18"/>
               </w:rPr>
-              <w:t>1</w:t>
+              <w:t>26102300 — 최종 Archive 확인</w:t>
             </w:r>
           </w:p>
         </w:tc>
@@ -4720,7 +5303,7 @@
                 <w:b w:val="0"/>
                 <w:sz w:val="18"/>
               </w:rPr>
-              <w:t>무료</w:t>
+              <w:t>무료 다운로드, 광고 제거 인앱 구매</w:t>
             </w:r>
           </w:p>
         </w:tc>
@@ -5282,7 +5865,7 @@
           <w:rFonts w:ascii="Malgun Gothic" w:hAnsi="Malgun Gothic" w:eastAsia="Malgun Gothic"/>
           <w:sz w:val="20"/>
         </w:rPr>
-        <w:t>앱 자체 최소 이용 연령이 만 14세이므로 Apple 자동 계산 등급이 더 낮게 나오면 더 높은 연령 등급으로 재정의를 검토한다.</w:t>
+        <w:t>공개 방침의 최소 이용 연령은 만 14세이며, 현재 앱에는 연령 확인 화면이 없다. 정책·실제 동작을 정합화한 뒤 자동 계산 등급과 더 높은 등급 재정의 필요 여부를 확인한다.</w:t>
       </w:r>
     </w:p>
     <w:p>
@@ -5342,7 +5925,7 @@
           <w:rFonts w:ascii="Malgun Gothic" w:hAnsi="Malgun Gothic" w:eastAsia="Malgun Gothic"/>
           <w:sz w:val="20"/>
         </w:rPr>
-        <w:t>App Store 개인정보 답변은 앱 자체뿐 아니라 포함된 제3자 SDK까지 포함해야 한다. 현재 운영 광고 비활성 빌드 기준 초안은 다음과 같다.</w:t>
+        <w:t>App Store 개인정보 답변은 앱 자체뿐 아니라 포함된 제3자 SDK까지 포함해야 한다. 현재 운영 광고 코드와 선택형 백그라운드 위치를 포함한 초안은 다음과 같다. 아래 추적 구분은 날씨·선택 통계 처리 기준이며 광고 SDK는 별도로 최종 확인한다.</w:t>
       </w:r>
     </w:p>
     <w:tbl>
@@ -5540,7 +6123,7 @@
                 <w:b w:val="0"/>
                 <w:sz w:val="18"/>
               </w:rPr>
-              <w:t>앱 기능 — 위치 날씨, 정밀 강수·도로 안내, 알림</w:t>
+              <w:t>앱 기능 — 위치 날씨, 정밀 강수·도로 안내, 선택형 이동 감지 알림 지역·위젯 갱신</w:t>
             </w:r>
           </w:p>
         </w:tc>
@@ -5592,7 +6175,7 @@
                 <w:b w:val="0"/>
                 <w:sz w:val="18"/>
               </w:rPr>
-              <w:t>아니요</w:t>
+              <w:t>날씨 기능은 아니요</w:t>
             </w:r>
           </w:p>
         </w:tc>
@@ -5984,7 +6567,7 @@
                 <w:b w:val="0"/>
                 <w:sz w:val="18"/>
               </w:rPr>
-              <w:t>알림 설정, 연령정책 확인, 앱 버전·시간대 등</w:t>
+              <w:t>알림 설정, 앱 버전·시간대, 기존 서버 호환 필드 등</w:t>
             </w:r>
           </w:p>
         </w:tc>
@@ -6036,7 +6619,229 @@
                 <w:b w:val="0"/>
                 <w:sz w:val="18"/>
               </w:rPr>
-              <w:t>아니요</w:t>
+              <w:t>날씨 기능은 아니요</w:t>
+            </w:r>
+          </w:p>
+        </w:tc>
+      </w:tr>
+      <w:tr>
+        <w:trPr>
+          <w:cantSplit w:val="true"/>
+        </w:trPr>
+        <w:tc>
+          <w:tcPr>
+            <w:tcW w:type="dxa" w:w="2010"/>
+            <w:vAlign w:val="center"/>
+            <w:tcMar>
+              <w:top w:w="90" w:type="dxa"/>
+              <w:start w:w="110" w:type="dxa"/>
+              <w:bottom w:w="90" w:type="dxa"/>
+              <w:end w:w="110" w:type="dxa"/>
+            </w:tcMar>
+            <w:shd w:fill="EDF4F8"/>
+          </w:tcPr>
+          <w:p>
+            <w:pPr>
+              <w:spacing w:after="0" w:line="259" w:lineRule="auto"/>
+              <w:jc w:val="left"/>
+            </w:pPr>
+            <w:r>
+              <w:rPr>
+                <w:rFonts w:ascii="Malgun Gothic" w:hAnsi="Malgun Gothic" w:eastAsia="Malgun Gothic"/>
+                <w:b w:val="0"/>
+                <w:sz w:val="18"/>
+              </w:rPr>
+              <w:t>광고 데이터·기기 ID·사용 데이터·진단</w:t>
+            </w:r>
+          </w:p>
+        </w:tc>
+        <w:tc>
+          <w:tcPr>
+            <w:tcW w:type="dxa" w:w="3618"/>
+            <w:vAlign w:val="center"/>
+            <w:tcMar>
+              <w:top w:w="90" w:type="dxa"/>
+              <w:start w:w="110" w:type="dxa"/>
+              <w:bottom w:w="90" w:type="dxa"/>
+              <w:end w:w="110" w:type="dxa"/>
+            </w:tcMar>
+            <w:shd w:fill="EDF4F8"/>
+          </w:tcPr>
+          <w:p>
+            <w:pPr>
+              <w:spacing w:after="0" w:line="259" w:lineRule="auto"/>
+              <w:jc w:val="left"/>
+            </w:pPr>
+            <w:r>
+              <w:rPr>
+                <w:rFonts w:ascii="Malgun Gothic" w:hAnsi="Malgun Gothic" w:eastAsia="Malgun Gothic"/>
+                <w:b w:val="0"/>
+                <w:sz w:val="18"/>
+              </w:rPr>
+              <w:t>광고 SDK가 처리하는 노출·상호작용·성능·기기 정보 등</w:t>
+            </w:r>
+          </w:p>
+        </w:tc>
+        <w:tc>
+          <w:tcPr>
+            <w:tcW w:type="dxa" w:w="2312"/>
+            <w:vAlign w:val="center"/>
+            <w:tcMar>
+              <w:top w:w="90" w:type="dxa"/>
+              <w:start w:w="110" w:type="dxa"/>
+              <w:bottom w:w="90" w:type="dxa"/>
+              <w:end w:w="110" w:type="dxa"/>
+            </w:tcMar>
+            <w:shd w:fill="EDF4F8"/>
+          </w:tcPr>
+          <w:p>
+            <w:pPr>
+              <w:spacing w:after="0" w:line="259" w:lineRule="auto"/>
+              <w:jc w:val="left"/>
+            </w:pPr>
+            <w:r>
+              <w:rPr>
+                <w:rFonts w:ascii="Malgun Gothic" w:hAnsi="Malgun Gothic" w:eastAsia="Malgun Gothic"/>
+                <w:b w:val="0"/>
+                <w:sz w:val="18"/>
+              </w:rPr>
+              <w:t>제출 SDK와 실제 동작 확인</w:t>
+            </w:r>
+          </w:p>
+        </w:tc>
+        <w:tc>
+          <w:tcPr>
+            <w:tcW w:type="dxa" w:w="2111"/>
+            <w:vAlign w:val="center"/>
+            <w:tcMar>
+              <w:top w:w="90" w:type="dxa"/>
+              <w:start w:w="110" w:type="dxa"/>
+              <w:bottom w:w="90" w:type="dxa"/>
+              <w:end w:w="110" w:type="dxa"/>
+            </w:tcMar>
+            <w:shd w:fill="EDF4F8"/>
+          </w:tcPr>
+          <w:p>
+            <w:pPr>
+              <w:spacing w:after="0" w:line="259" w:lineRule="auto"/>
+              <w:jc w:val="left"/>
+            </w:pPr>
+            <w:r>
+              <w:rPr>
+                <w:rFonts w:ascii="Malgun Gothic" w:hAnsi="Malgun Gothic" w:eastAsia="Malgun Gothic"/>
+                <w:b w:val="0"/>
+                <w:sz w:val="18"/>
+              </w:rPr>
+              <w:t>비개인화 설정만으로 확정하지 않음</w:t>
+            </w:r>
+          </w:p>
+        </w:tc>
+      </w:tr>
+      <w:tr>
+        <w:trPr>
+          <w:cantSplit w:val="true"/>
+        </w:trPr>
+        <w:tc>
+          <w:tcPr>
+            <w:tcW w:type="dxa" w:w="2010"/>
+            <w:vAlign w:val="center"/>
+            <w:tcMar>
+              <w:top w:w="90" w:type="dxa"/>
+              <w:start w:w="110" w:type="dxa"/>
+              <w:bottom w:w="90" w:type="dxa"/>
+              <w:end w:w="110" w:type="dxa"/>
+            </w:tcMar>
+          </w:tcPr>
+          <w:p>
+            <w:pPr>
+              <w:spacing w:after="0" w:line="259" w:lineRule="auto"/>
+              <w:jc w:val="left"/>
+            </w:pPr>
+            <w:r>
+              <w:rPr>
+                <w:rFonts w:ascii="Malgun Gothic" w:hAnsi="Malgun Gothic" w:eastAsia="Malgun Gothic"/>
+                <w:b w:val="0"/>
+                <w:sz w:val="18"/>
+              </w:rPr>
+              <w:t>구매 내역</w:t>
+            </w:r>
+          </w:p>
+        </w:tc>
+        <w:tc>
+          <w:tcPr>
+            <w:tcW w:type="dxa" w:w="3618"/>
+            <w:vAlign w:val="center"/>
+            <w:tcMar>
+              <w:top w:w="90" w:type="dxa"/>
+              <w:start w:w="110" w:type="dxa"/>
+              <w:bottom w:w="90" w:type="dxa"/>
+              <w:end w:w="110" w:type="dxa"/>
+            </w:tcMar>
+          </w:tcPr>
+          <w:p>
+            <w:pPr>
+              <w:spacing w:after="0" w:line="259" w:lineRule="auto"/>
+              <w:jc w:val="left"/>
+            </w:pPr>
+            <w:r>
+              <w:rPr>
+                <w:rFonts w:ascii="Malgun Gothic" w:hAnsi="Malgun Gothic" w:eastAsia="Malgun Gothic"/>
+                <w:b w:val="0"/>
+                <w:sz w:val="18"/>
+              </w:rPr>
+              <w:t>광고 제거 구매·복원·권한 확인</w:t>
+            </w:r>
+          </w:p>
+        </w:tc>
+        <w:tc>
+          <w:tcPr>
+            <w:tcW w:type="dxa" w:w="2312"/>
+            <w:vAlign w:val="center"/>
+            <w:tcMar>
+              <w:top w:w="90" w:type="dxa"/>
+              <w:start w:w="110" w:type="dxa"/>
+              <w:bottom w:w="90" w:type="dxa"/>
+              <w:end w:w="110" w:type="dxa"/>
+            </w:tcMar>
+          </w:tcPr>
+          <w:p>
+            <w:pPr>
+              <w:spacing w:after="0" w:line="259" w:lineRule="auto"/>
+              <w:jc w:val="left"/>
+            </w:pPr>
+            <w:r>
+              <w:rPr>
+                <w:rFonts w:ascii="Malgun Gothic" w:hAnsi="Malgun Gothic" w:eastAsia="Malgun Gothic"/>
+                <w:b w:val="0"/>
+                <w:sz w:val="18"/>
+              </w:rPr>
+              <w:t>스토어 SDK와 실제 처리 확인</w:t>
+            </w:r>
+          </w:p>
+        </w:tc>
+        <w:tc>
+          <w:tcPr>
+            <w:tcW w:type="dxa" w:w="2111"/>
+            <w:vAlign w:val="center"/>
+            <w:tcMar>
+              <w:top w:w="90" w:type="dxa"/>
+              <w:start w:w="110" w:type="dxa"/>
+              <w:bottom w:w="90" w:type="dxa"/>
+              <w:end w:w="110" w:type="dxa"/>
+            </w:tcMar>
+          </w:tcPr>
+          <w:p>
+            <w:pPr>
+              <w:spacing w:after="0" w:line="259" w:lineRule="auto"/>
+              <w:jc w:val="left"/>
+            </w:pPr>
+            <w:r>
+              <w:rPr>
+                <w:rFonts w:ascii="Malgun Gothic" w:hAnsi="Malgun Gothic" w:eastAsia="Malgun Gothic"/>
+                <w:b w:val="0"/>
+                <w:sz w:val="18"/>
+              </w:rPr>
+              <w:t>광고 목적으로 사용하지 않음</w:t>
             </w:r>
           </w:p>
         </w:tc>
@@ -6056,7 +6861,7 @@
           <w:rFonts w:ascii="Malgun Gothic" w:hAnsi="Malgun Gothic" w:eastAsia="Malgun Gothic"/>
           <w:sz w:val="20"/>
         </w:rPr>
-        <w:t>광고 데이터: 현재 운영 광고 비활성 빌드에서는 수집 안 함 초안</w:t>
+        <w:t>광고 데이터: 운영 광고가 포함된 현재 코드에 수집 안 함을 그대로 사용하지 않음. Google Mobile Ads SDK의 제출 버전과 Privacy Report로 유형·용도·연결·추적 여부 확정</w:t>
       </w:r>
     </w:p>
     <w:p>
@@ -6241,7 +7046,7 @@
           <w:color w:val="293844"/>
           <w:sz w:val="20"/>
         </w:rPr>
-        <w:t>날씨챙겨는 회원가입이나 로그인이 없는 만 14세 이상 대상 날씨 앱입니다.</w:t>
+        <w:t>날씨챙겨는 회원가입이나 로그인이 없는 날씨 앱입니다. 주요 날씨 기능은 구매 없이 확인할 수 있습니다.</w:t>
       </w:r>
     </w:p>
     <w:p>
@@ -6260,7 +7065,7 @@
           <w:color w:val="293844"/>
           <w:sz w:val="20"/>
         </w:rPr>
-        <w:t>첫 실행에서 ‘만 14세 이상이에요’를 선택하면 앱을 사용할 수 있습니다. 이어서 앱이 위치와 알림 권한의 사용 목적을 한 화면에서 먼저 설명한 뒤 운영체제 권한 창을 순서대로 표시합니다.</w:t>
+        <w:t>첫 실행에서는 위치·알림·선택형 백그라운드 위치의 목적을 앱 안내에서 먼저 설명합니다. ‘동의하고 계속’은 알림 → 사용 중 위치 → 백그라운드 위치 순서로 권한을 요청하고, ‘백그라운드 제외’는 일반 권한만 요청합니다. 현재 빌드에는 연령 확인 화면이 없습니다.</w:t>
       </w:r>
     </w:p>
     <w:p>
@@ -6279,7 +7084,7 @@
           <w:color w:val="293844"/>
           <w:sz w:val="20"/>
         </w:rPr>
-        <w:t>위치 권한을 허용하지 않아도 Setting → 지역 선택에서 지역을 직접 선택해 주요 날씨 기능을 확인할 수 있습니다. 알림 권한도 선택 사항입니다.</w:t>
+        <w:t>위치 권한을 허용하지 않아도 Main 상단 지역명 → 구역 추가에서 지역을 직접 선택할 수 있습니다. 알림과 백그라운드 위치 갱신도 선택 사항입니다.</w:t>
       </w:r>
     </w:p>
     <w:p>
@@ -6298,7 +7103,64 @@
           <w:color w:val="293844"/>
           <w:sz w:val="20"/>
         </w:rPr>
-        <w:t>현재 제출 빌드는 운영 광고가 비활성입니다. 회원 계정은 없으며, Setting → 데이터·권한 안내에서 개인정보처리방침, 서버 내 나의 데이터 삭제, 이용 통계 동의·철회와 삭제 요청 경로를 확인할 수 있습니다.</w:t>
+        <w:t>백그라운드 위치 시험은 GPS 모드·전체 알림·서버 사용을 켜고 위치를 항상 허용한 뒤 이동한 지역의 알림 지역과 홈 위젯 갱신을 확인해 주세요. iOS는 큰 위치 변화 감지를 사용하며 추가 권한 팝업과 실제 갱신 시점은 운영체제가 결정합니다. 기능을 끄거나 수동 지역을 선택하면 감시를 중지합니다. 이동 경로 이력은 저장하지 않습니다.</w:t>
+      </w:r>
+    </w:p>
+    <w:p>
+      <w:pPr>
+        <w:spacing w:after="40"/>
+      </w:pPr>
+    </w:p>
+    <w:p>
+      <w:pPr>
+        <w:spacing w:after="60" w:line="269" w:lineRule="auto"/>
+        <w:ind w:left="259" w:right="72"/>
+      </w:pPr>
+      <w:r>
+        <w:rPr>
+          <w:rFonts w:ascii="Malgun Gothic" w:hAnsi="Malgun Gothic" w:eastAsia="Malgun Gothic"/>
+          <w:color w:val="293844"/>
+          <w:sz w:val="20"/>
+        </w:rPr>
+        <w:t>GPS 모드의 홈 위젯은 위젯 위치 사용을 별도로 요청할 수 있습니다. 위젯의 위치 사용을 허용한 뒤 새로고침 버튼을 눌러 날씨를 갱신할 수 있고, 수동 지역 모드는 저장한 지역으로 갱신합니다.</w:t>
+      </w:r>
+    </w:p>
+    <w:p>
+      <w:pPr>
+        <w:spacing w:after="40"/>
+      </w:pPr>
+    </w:p>
+    <w:p>
+      <w:pPr>
+        <w:spacing w:after="60" w:line="269" w:lineRule="auto"/>
+        <w:ind w:left="259" w:right="72"/>
+      </w:pPr>
+      <w:r>
+        <w:rPr>
+          <w:rFonts w:ascii="Malgun Gothic" w:hAnsi="Malgun Gothic" w:eastAsia="Malgun Gothic"/>
+          <w:color w:val="293844"/>
+          <w:sz w:val="20"/>
+        </w:rPr>
+        <w:t>앱에는 광고와 선택형 1회 구매 광고 제거가 있습니다. 광고는 UMP가 요청을 허용한 경우에만 로드합니다. Setting → 광고 제거에서 상품과 구매 내역 복원을 확인할 수 있습니다. ATT 권한은 요청하지 않습니다.</w:t>
+      </w:r>
+    </w:p>
+    <w:p>
+      <w:pPr>
+        <w:spacing w:after="40"/>
+      </w:pPr>
+    </w:p>
+    <w:p>
+      <w:pPr>
+        <w:spacing w:after="60" w:line="269" w:lineRule="auto"/>
+        <w:ind w:left="259" w:right="72"/>
+      </w:pPr>
+      <w:r>
+        <w:rPr>
+          <w:rFonts w:ascii="Malgun Gothic" w:hAnsi="Malgun Gothic" w:eastAsia="Malgun Gothic"/>
+          <w:color w:val="293844"/>
+          <w:sz w:val="20"/>
+        </w:rPr>
+        <w:t>Setting → 데이터 권한 안내에서 개인정보처리방침, 서버 내 나의 데이터 삭제, 이용 통계 동의·철회와 삭제 요청 경로를 확인할 수 있습니다. Setting → 데이터 저장·기기 권한 상태에서 저장 상태와 OS 권한을 확인할 수 있습니다.</w:t>
       </w:r>
     </w:p>
     <w:p>
@@ -6698,7 +7560,7 @@
                 <w:b w:val="0"/>
                 <w:sz w:val="18"/>
               </w:rPr>
-              <w:t>1080×1920, 8장</w:t>
+              <w:t>1080×1920, RGB PNG 8장</w:t>
             </w:r>
           </w:p>
         </w:tc>
@@ -6784,7 +7646,7 @@
                 <w:b w:val="0"/>
                 <w:sz w:val="18"/>
               </w:rPr>
-              <w:t>1440×2560, 8장</w:t>
+              <w:t>1440×2560, RGB PNG 8장</w:t>
             </w:r>
           </w:p>
         </w:tc>
@@ -6867,7 +7729,7 @@
                 <w:b w:val="0"/>
                 <w:sz w:val="18"/>
               </w:rPr>
-              <w:t>1320×2868, 8장</w:t>
+              <w:t>1320×2868, RGB PNG 8장</w:t>
             </w:r>
           </w:p>
         </w:tc>
@@ -6953,7 +7815,7 @@
                 <w:b w:val="0"/>
                 <w:sz w:val="18"/>
               </w:rPr>
-              <w:t>2064×2752, 8장</w:t>
+              <w:t>2064×2752, RGB PNG 8장</w:t>
             </w:r>
           </w:p>
         </w:tc>
@@ -6970,7 +7832,25 @@
           <w:rFonts w:ascii="Malgun Gothic" w:hAnsi="Malgun Gothic" w:eastAsia="Malgun Gothic"/>
           <w:sz w:val="20"/>
         </w:rPr>
-        <w:t>권장 노출 순서: Main → Today → Detail → Widget → Setting → Week → Notification → Push Alert</w:t>
+        <w:t>현재 파일 순서: 01-main.png → 02-timeline.png → 03-widget.png → 04-dark-mode.png → 05-notifications.png → 06-advanced.png → 07-week.png → 08-notification-settings.png</w:t>
+      </w:r>
+    </w:p>
+    <w:p>
+      <w:r>
+        <w:rPr>
+          <w:rFonts w:ascii="Malgun Gothic" w:hAnsi="Malgun Gothic" w:eastAsia="Malgun Gothic"/>
+          <w:sz w:val="20"/>
+        </w:rPr>
+        <w:t>Android 최신 스크린샷 전용 묶음은 store/weather-care-screenshots-20261022.zip, iPhone·iPad 묶음은 store/app-store/weather-care-ios-screenshots-20261022.zip이다. Android 아이콘·그래픽은 위 개별 경로를 사용한다. 고정 이름의 통합 store/weather-care-store-assets.zip은 이미지 에셋 묶음이며 등록 원고는 이 문서와 별도로 관리한다.</w:t>
+      </w:r>
+    </w:p>
+    <w:p>
+      <w:r>
+        <w:rPr>
+          <w:rFonts w:ascii="Malgun Gothic" w:hAnsi="Malgun Gothic" w:eastAsia="Malgun Gothic"/>
+          <w:sz w:val="20"/>
+        </w:rPr>
+        <w:t>앱 본문은 현재 Flutter 위젯의 비표시 렌더링이고 날씨 수치와 알림은 제작용 예시다. Android 위젯은 실제 AppWidgetHost 촬영본, iPhone·iPad 위젯은 각 기종의 실제 WidgetKit 촬영본을 사용한다. 알림 이미지는 종류를 설명하는 예시이며 실제 수신 성공을 증명하는 화면이 아니다. iOS·iPad 5번은 10월 23일 추가한 자외선 알림까지 5종을 보여준다.</w:t>
       </w:r>
     </w:p>
     <w:p>
@@ -6988,7 +7868,7 @@
           <w:rFonts w:ascii="Malgun Gothic" w:hAnsi="Malgun Gothic" w:eastAsia="Malgun Gothic"/>
           <w:sz w:val="20"/>
         </w:rPr>
-        <w:t>날씨에 맞춰 오늘을 챙겨요 문구와 현재 날씨·자외선·대기질을 보여주는 날씨챙겨 브리핑 카드</w:t>
+        <w:t>오늘 날씨에 맞는 준비물을 챙기도록 안내하는 날씨챙겨 소개 그래픽</w:t>
       </w:r>
     </w:p>
     <w:p>
@@ -7023,7 +7903,7 @@
           <w:rFonts w:ascii="Malgun Gothic" w:hAnsi="Malgun Gothic" w:eastAsia="Malgun Gothic"/>
           <w:sz w:val="20"/>
         </w:rPr>
-        <w:t>2.  Today: 현재 기온과 체감온도, 습도, 바람, 자외선, 미세먼지와 시간대별 예보 화면</w:t>
+        <w:t>2.  Timeline: 기온과 체감온도 등 선택한 날씨 지표를 시간대별 그래프로 확인하는 타임라인 화면</w:t>
       </w:r>
     </w:p>
     <w:p>
@@ -7036,7 +7916,7 @@
           <w:rFonts w:ascii="Malgun Gothic" w:hAnsi="Malgun Gothic" w:eastAsia="Malgun Gothic"/>
           <w:sz w:val="20"/>
         </w:rPr>
-        <w:t>3.  Detail: 생활 안내의 체크할 일과 판단 근거, 계산 근거, 사용 자료를 보여주는 상세 화면</w:t>
+        <w:t>3.  Widget: 작은·중간·큰 홈 화면 위젯에서 크기에 따라 날씨와 기온, 준비물, 다음 시간 예보를 확인하는 화면</w:t>
       </w:r>
     </w:p>
     <w:p>
@@ -7049,7 +7929,7 @@
           <w:rFonts w:ascii="Malgun Gothic" w:hAnsi="Malgun Gothic" w:eastAsia="Malgun Gothic"/>
           <w:sz w:val="20"/>
         </w:rPr>
-        <w:t>4.  Widget: 작은·중간·큰 홈 화면 위젯에서 크기에 따라 현재 날씨와 기온, 준비물, 다음 시간 예보를 확인하는 화면</w:t>
+        <w:t>4.  Dark Mode: 다크모드가 적용된 날씨챙겨 메인 화면과 홈 화면 날씨 위젯</w:t>
       </w:r>
     </w:p>
     <w:p>
@@ -7062,7 +7942,7 @@
           <w:rFonts w:ascii="Malgun Gothic" w:hAnsi="Malgun Gothic" w:eastAsia="Malgun Gothic"/>
           <w:sz w:val="20"/>
         </w:rPr>
-        <w:t>5.  Setting: 지역 선택과 날씨 알림, 저장 상태, 데이터와 권한 안내를 관리하는 설정 화면</w:t>
+        <w:t>5.  Notifications: 준비물 요약과 현재 비, 기상특보, 낙뢰 등 날씨 알림 종류를 소개하는 예시 화면</w:t>
       </w:r>
     </w:p>
     <w:p>
@@ -7075,7 +7955,7 @@
           <w:rFonts w:ascii="Malgun Gothic" w:hAnsi="Malgun Gothic" w:eastAsia="Malgun Gothic"/>
           <w:sz w:val="20"/>
         </w:rPr>
-        <w:t>6.  Week: 오늘부터 이어지는 날짜별 기온, 강수, 대기 상태와 준비 정보를 보여주는 주간 화면</w:t>
+        <w:t>6.  Advanced: 바다·하천의 심화 날씨 정보를 관측소와 그래프로 살펴보는 화면</w:t>
       </w:r>
     </w:p>
     <w:p>
@@ -7088,7 +7968,7 @@
           <w:rFonts w:ascii="Malgun Gothic" w:hAnsi="Malgun Gothic" w:eastAsia="Malgun Gothic"/>
           <w:sz w:val="20"/>
         </w:rPr>
-        <w:t>7.  Notification: 준비물과 날씨 알림 종류 및 시간을 선택하는 설정 화면</w:t>
+        <w:t>7.  Week: 한주 날씨 요약과 날짜별 예보, 시간별 날씨를 확인하는 화면</w:t>
       </w:r>
     </w:p>
     <w:p>
@@ -7101,7 +7981,7 @@
           <w:rFonts w:ascii="Malgun Gothic" w:hAnsi="Malgun Gothic" w:eastAsia="Malgun Gothic"/>
           <w:sz w:val="20"/>
         </w:rPr>
-        <w:t>8.  Push Alert: 준비물·비·미세먼지·자외선 안내가 기기 알림으로 표시된 화면</w:t>
+        <w:t>8.  Notification Settings: 설정에서 받을 날씨 알림을 항목별로 켜거나 끄는 화면</w:t>
       </w:r>
     </w:p>
     <w:p>
@@ -7257,7 +8137,123 @@
                 <w:b w:val="0"/>
                 <w:sz w:val="18"/>
               </w:rPr>
-              <w:t>현재 위치의 지역 날씨와 정밀 강수·도로 안내를 위해 사용. 백그라운드 연속 위치 추적 없음</w:t>
+              <w:t>현재 위치의 지역 날씨와 정밀 강수·도로 안내, 홈 위젯 새로고침에 사용</w:t>
+            </w:r>
+          </w:p>
+        </w:tc>
+      </w:tr>
+      <w:tr>
+        <w:trPr>
+          <w:cantSplit w:val="true"/>
+        </w:trPr>
+        <w:tc>
+          <w:tcPr>
+            <w:tcW w:type="dxa" w:w="3116"/>
+            <w:vAlign w:val="center"/>
+            <w:tcMar>
+              <w:top w:w="90" w:type="dxa"/>
+              <w:start w:w="110" w:type="dxa"/>
+              <w:bottom w:w="90" w:type="dxa"/>
+              <w:end w:w="110" w:type="dxa"/>
+            </w:tcMar>
+            <w:shd w:fill="EDF4F8"/>
+          </w:tcPr>
+          <w:p>
+            <w:pPr>
+              <w:spacing w:after="0" w:line="259" w:lineRule="auto"/>
+              <w:jc w:val="center"/>
+            </w:pPr>
+            <w:r>
+              <w:rPr>
+                <w:rFonts w:ascii="Malgun Gothic" w:hAnsi="Malgun Gothic" w:eastAsia="Malgun Gothic"/>
+                <w:b w:val="0"/>
+                <w:sz w:val="18"/>
+              </w:rPr>
+              <w:t>백그라운드 위치·항상 허용</w:t>
+            </w:r>
+          </w:p>
+        </w:tc>
+        <w:tc>
+          <w:tcPr>
+            <w:tcW w:type="dxa" w:w="6935"/>
+            <w:vAlign w:val="center"/>
+            <w:tcMar>
+              <w:top w:w="90" w:type="dxa"/>
+              <w:start w:w="110" w:type="dxa"/>
+              <w:bottom w:w="90" w:type="dxa"/>
+              <w:end w:w="110" w:type="dxa"/>
+            </w:tcMar>
+            <w:shd w:fill="EDF4F8"/>
+          </w:tcPr>
+          <w:p>
+            <w:pPr>
+              <w:spacing w:after="0" w:line="259" w:lineRule="auto"/>
+              <w:jc w:val="left"/>
+            </w:pPr>
+            <w:r>
+              <w:rPr>
+                <w:rFonts w:ascii="Malgun Gothic" w:hAnsi="Malgun Gothic" w:eastAsia="Malgun Gothic"/>
+                <w:b w:val="0"/>
+                <w:sz w:val="18"/>
+              </w:rPr>
+              <w:t>선택 동의 시 앱을 사용하지 않을 때 이동을 감지해 최신 위치를 서버로 보내 날씨·낙뢰 알림 지역과 홈 위젯을 갱신. 이동 경로 이력은 저장하지 않음</w:t>
+            </w:r>
+          </w:p>
+        </w:tc>
+      </w:tr>
+      <w:tr>
+        <w:trPr>
+          <w:cantSplit w:val="true"/>
+        </w:trPr>
+        <w:tc>
+          <w:tcPr>
+            <w:tcW w:type="dxa" w:w="3116"/>
+            <w:vAlign w:val="center"/>
+            <w:tcMar>
+              <w:top w:w="90" w:type="dxa"/>
+              <w:start w:w="110" w:type="dxa"/>
+              <w:bottom w:w="90" w:type="dxa"/>
+              <w:end w:w="110" w:type="dxa"/>
+            </w:tcMar>
+          </w:tcPr>
+          <w:p>
+            <w:pPr>
+              <w:spacing w:after="0" w:line="259" w:lineRule="auto"/>
+              <w:jc w:val="center"/>
+            </w:pPr>
+            <w:r>
+              <w:rPr>
+                <w:rFonts w:ascii="Malgun Gothic" w:hAnsi="Malgun Gothic" w:eastAsia="Malgun Gothic"/>
+                <w:b w:val="0"/>
+                <w:sz w:val="18"/>
+              </w:rPr>
+              <w:t>Android 위치 유형 포그라운드 서비스</w:t>
+            </w:r>
+          </w:p>
+        </w:tc>
+        <w:tc>
+          <w:tcPr>
+            <w:tcW w:type="dxa" w:w="6935"/>
+            <w:vAlign w:val="center"/>
+            <w:tcMar>
+              <w:top w:w="90" w:type="dxa"/>
+              <w:start w:w="110" w:type="dxa"/>
+              <w:bottom w:w="90" w:type="dxa"/>
+              <w:end w:w="110" w:type="dxa"/>
+            </w:tcMar>
+          </w:tcPr>
+          <w:p>
+            <w:pPr>
+              <w:spacing w:after="0" w:line="259" w:lineRule="auto"/>
+              <w:jc w:val="left"/>
+            </w:pPr>
+            <w:r>
+              <w:rPr>
+                <w:rFonts w:ascii="Malgun Gothic" w:hAnsi="Malgun Gothic" w:eastAsia="Malgun Gothic"/>
+                <w:b w:val="0"/>
+                <w:sz w:val="18"/>
+              </w:rPr>
+              <w:t>백그라운드 이동 감시 중 실행 알림을 표시하며 GPS 위치를 요청. 배터리 사용이 늘 수 있음</w:t>
             </w:r>
           </w:p>
         </w:tc>
@@ -7316,7 +8312,7 @@
                 <w:b w:val="0"/>
                 <w:sz w:val="18"/>
               </w:rPr>
-              <w:t>사용자가 고른 준비물·현재 비·기상특보 알림을 기기에 표시하기 위해 사용</w:t>
+              <w:t>사용자가 고른 준비물·현재 비·기상특보·낙뢰·자외선 등 알림을 표시하기 위해 사용</w:t>
             </w:r>
           </w:p>
         </w:tc>
@@ -7489,7 +8485,7 @@
                 <w:b w:val="0"/>
                 <w:sz w:val="18"/>
               </w:rPr>
-              <w:t>Android 권한 제거, iOS ATT 요청 없음</w:t>
+              <w:t>Android 광고 ID·Ad Services 광고 ID 권한 포함, iOS ATT 요청 없음. 실제 광고 SDK 처리에 맞춰 개인정보 공개</w:t>
             </w:r>
           </w:p>
         </w:tc>
@@ -7499,6 +8495,33 @@
       <w:pPr>
         <w:spacing w:after="20"/>
       </w:pPr>
+    </w:p>
+    <w:p>
+      <w:r>
+        <w:rPr>
+          <w:rFonts w:ascii="Malgun Gothic" w:hAnsi="Malgun Gothic" w:eastAsia="Malgun Gothic"/>
+          <w:sz w:val="20"/>
+        </w:rPr>
+        <w:t>첫 실행의 통합 안내에서 동의하고 계속을 고르면 알림 → 사용 중 위치 → 백그라운드 위치 순서로 요청하고 백그라운드 제외를 고르면 일반 권한만 요청한다. Android 11 이상은 별도 권한·설정 화면에서 항상 허용이 필요하며 iOS의 추가 항상 허용 요청 시점은 운영체제가 결정한다. 설정의 데이터 저장·기기 권한 상태에서 상태와 백그라운드 기능을 관리한다.</w:t>
+      </w:r>
+    </w:p>
+    <w:p>
+      <w:r>
+        <w:rPr>
+          <w:rFonts w:ascii="Malgun Gothic" w:hAnsi="Malgun Gothic" w:eastAsia="Malgun Gothic"/>
+          <w:sz w:val="20"/>
+        </w:rPr>
+        <w:t>iOS는 location·remote-notification·fetch 백그라운드 모드가 선언돼 있고 이동 감지에는 큰 위치 변화 감지를 사용한다. GPS 모드 홈 위젯은 위치 사용을 별도로 요청할 수 있으며 새로고침 버튼에서 현재 위치를 측정한다. 수동 지역 위젯은 저장한 지역을 사용한다. 위치 갱신 주기나 강제 종료 뒤 동작을 보장하지 않는다.</w:t>
+      </w:r>
+    </w:p>
+    <w:p>
+      <w:r>
+        <w:rPr>
+          <w:rFonts w:ascii="Malgun Gothic" w:hAnsi="Malgun Gothic" w:eastAsia="Malgun Gothic"/>
+          <w:sz w:val="20"/>
+        </w:rPr>
+        <w:t>App Store Connect의 앱 개인정보 보호 답변과 공개 개인정보처리방침에 위젯이 GPS 새로고침 시 서버로 전송하는 위치의 실제 정밀도·보관 방식을 반영한다. 앱 심사 정보 → 메모에는 첫 실행 권한 안내, 위젯의 별도 위치 허용, GPS 모드에서 위젯 새로고침 버튼을 누르는 검증 절차를 적는다.</w:t>
+      </w:r>
     </w:p>
     <w:p>
       <w:r>
@@ -7518,7 +8541,19 @@
           <w:rFonts w:ascii="Malgun Gothic" w:hAnsi="Malgun Gothic" w:eastAsia="Malgun Gothic"/>
           <w:sz w:val="20"/>
         </w:rPr>
-        <w:t>위치 거부: 현재 위치 자동 확인과 정밀 강수·도로 안내는 제한되지만 수동 지역 선택 가능</w:t>
+        <w:t>위치 거부: 현재 위치 자동 확인과 정밀 강수·도로 안내는 제한되지만 Main에서 수동 지역 선택 가능</w:t>
+      </w:r>
+    </w:p>
+    <w:p>
+      <w:pPr>
+        <w:pStyle w:val="ListBullet"/>
+      </w:pPr>
+      <w:r>
+        <w:rPr>
+          <w:rFonts w:ascii="Malgun Gothic" w:hAnsi="Malgun Gothic" w:eastAsia="Malgun Gothic"/>
+          <w:sz w:val="20"/>
+        </w:rPr>
+        <w:t>항상 위치 거부 또는 백그라운드 제외: 이동에 따른 자동 알림 지역·위젯 갱신 제한. 수동 지역 조회 가능</w:t>
       </w:r>
     </w:p>
     <w:p>
@@ -7586,7 +8621,7 @@
           <w:rFonts w:ascii="Malgun Gothic" w:hAnsi="Malgun Gothic" w:eastAsia="Malgun Gothic"/>
           <w:sz w:val="20"/>
         </w:rPr>
-        <w:t>☐ Android 실물과 iOS/iPadOS 실기에서 연령 경계, 위치·알림 권한, 데이터 삭제, 푸시 도착 검증</w:t>
+        <w:t>☐ 공개 방침의 운영 광고 비활성·광고 ID 권한 제거·연령 자기확인 설명을 현재 동작과 정합화하고 게시. 백그라운드 위치·구매 처리와 수탁자·보유기간·국외 처리도 최신화</w:t>
       </w:r>
     </w:p>
     <w:p>
@@ -7599,7 +8634,7 @@
           <w:rFonts w:ascii="Malgun Gothic" w:hAnsi="Malgun Gothic" w:eastAsia="Malgun Gothic"/>
           <w:sz w:val="20"/>
         </w:rPr>
-        <w:t>☐ iOS 실제 기기/시뮬레이터 캡처와 현재 iPad 스토어 이미지의 화면이 기능·레이아웃 면에서 일치하는지 최종 확인</w:t>
+        <w:t>☐ Android 실물과 iOS/iPadOS 실기에서 위치·알림 권한 철회, 데이터 삭제, 실제 푸시 수신 검증. iOS 잠금·실제 이동·절전·재부팅 후 백그라운드 위치와 위젯 종단 동작은 기존 자동 검사와 구분</w:t>
       </w:r>
     </w:p>
     <w:p>
@@ -7612,7 +8647,59 @@
           <w:rFonts w:ascii="Malgun Gothic" w:hAnsi="Malgun Gothic" w:eastAsia="Malgun Gothic"/>
           <w:sz w:val="20"/>
         </w:rPr>
-        <w:t>☐ 운영 광고를 계속 비활성으로 제출할지 결정. 활성화 시 광고 선언·UMP·방침·개인정보 답변 전부 갱신</w:t>
+        <w:t>☐ 최신 8장씩의 스토어 이미지와 최종 제출 빌드의 기능·레이아웃 일치 확인</w:t>
+      </w:r>
+    </w:p>
+    <w:p>
+      <w:pPr>
+        <w:spacing w:after="70"/>
+        <w:ind w:left="259" w:hanging="259"/>
+      </w:pPr>
+      <w:r>
+        <w:rPr>
+          <w:rFonts w:ascii="Malgun Gothic" w:hAnsi="Malgun Gothic" w:eastAsia="Malgun Gothic"/>
+          <w:sz w:val="20"/>
+        </w:rPr>
+        <w:t>☐ 운영 광고 포함 기준으로 광고 선언·UMP·방침·개인정보 답변·실기 광고 요청 검증</w:t>
+      </w:r>
+    </w:p>
+    <w:p>
+      <w:pPr>
+        <w:spacing w:after="70"/>
+        <w:ind w:left="259" w:hanging="259"/>
+      </w:pPr>
+      <w:r>
+        <w:rPr>
+          <w:rFonts w:ascii="Malgun Gothic" w:hAnsi="Malgun Gothic" w:eastAsia="Malgun Gothic"/>
+          <w:sz w:val="20"/>
+        </w:rPr>
+        <w:t>☐ 광고 제거 ad_free_lifetime 상품 활성화·가격·구매·복원·환불 후 권한 검증 및 심사 정보 입력</w:t>
+      </w:r>
+    </w:p>
+    <w:p>
+      <w:pPr>
+        <w:spacing w:after="70"/>
+        <w:ind w:left="259" w:hanging="259"/>
+      </w:pPr>
+      <w:r>
+        <w:rPr>
+          <w:rFonts w:ascii="Malgun Gothic" w:hAnsi="Malgun Gothic" w:eastAsia="Malgun Gothic"/>
+          <w:sz w:val="20"/>
+        </w:rPr>
+        <w:t>☐ Play 백그라운드 위치·포그라운드 서비스 선언과 현재 동작을 보여주는 심사용 동영상 준비</w:t>
+      </w:r>
+    </w:p>
+    <w:p>
+      <w:pPr>
+        <w:spacing w:after="70"/>
+        <w:ind w:left="259" w:hanging="259"/>
+      </w:pPr>
+      <w:r>
+        <w:rPr>
+          <w:rFonts w:ascii="Malgun Gothic" w:hAnsi="Malgun Gothic" w:eastAsia="Malgun Gothic"/>
+          <w:sz w:val="20"/>
+        </w:rPr>
+        <w:t>☐ 심화 자료·낙뢰·백그라운드 위치의 운영 서버 반영 상태와 최종 앱 연결 확인. 시험 서버 검증을 운영 제공 완료로 표시하지 않음</w:t>
       </w:r>
     </w:p>
     <w:p>
@@ -7664,6 +8751,19 @@
           <w:rFonts w:ascii="Malgun Gothic" w:hAnsi="Malgun Gothic" w:eastAsia="Malgun Gothic"/>
           <w:sz w:val="20"/>
         </w:rPr>
+        <w:t>☐ Android·iOS 최종 버전/빌드 및 iOS Runner·위젯 확장의 버전·빌드 정합성 확인. 현재 소스는 Runner 26102300, 위젯 26101102로 다름</w:t>
+      </w:r>
+    </w:p>
+    <w:p>
+      <w:pPr>
+        <w:spacing w:after="70"/>
+        <w:ind w:left="259" w:hanging="259"/>
+      </w:pPr>
+      <w:r>
+        <w:rPr>
+          <w:rFonts w:ascii="Malgun Gothic" w:hAnsi="Malgun Gothic" w:eastAsia="Malgun Gothic"/>
+          <w:sz w:val="20"/>
+        </w:rPr>
         <w:t>☐ 기상청·에어코리아·ITS 자료의 상업적 앱 이용조건과 출처 표시 증빙 보관</w:t>
       </w:r>
     </w:p>
@@ -7907,6 +9007,54 @@
           <w:sz w:val="20"/>
         </w:rPr>
         <w:t>App Store 개인정보: https://developer.apple.com/help/app-store-connect/manage-app-information/manage-app-privacy</w:t>
+      </w:r>
+    </w:p>
+    <w:p>
+      <w:pPr>
+        <w:pStyle w:val="ListBullet"/>
+      </w:pPr>
+      <w:r>
+        <w:rPr>
+          <w:rFonts w:ascii="Malgun Gothic" w:hAnsi="Malgun Gothic" w:eastAsia="Malgun Gothic"/>
+          <w:sz w:val="20"/>
+        </w:rPr>
+        <w:t>Google Play 출시 노트: https://support.google.com/googleplay/android-developer/answer/9859348</w:t>
+      </w:r>
+    </w:p>
+    <w:p>
+      <w:pPr>
+        <w:pStyle w:val="ListBullet"/>
+      </w:pPr>
+      <w:r>
+        <w:rPr>
+          <w:rFonts w:ascii="Malgun Gothic" w:hAnsi="Malgun Gothic" w:eastAsia="Malgun Gothic"/>
+          <w:sz w:val="20"/>
+        </w:rPr>
+        <w:t>Google Play 백그라운드 위치: https://support.google.com/googleplay/android-developer/answer/9799150</w:t>
+      </w:r>
+    </w:p>
+    <w:p>
+      <w:pPr>
+        <w:pStyle w:val="ListBullet"/>
+      </w:pPr>
+      <w:r>
+        <w:rPr>
+          <w:rFonts w:ascii="Malgun Gothic" w:hAnsi="Malgun Gothic" w:eastAsia="Malgun Gothic"/>
+          <w:sz w:val="20"/>
+        </w:rPr>
+        <w:t>Google Mobile Ads Android 데이터 공개: https://developers.google.com/admob/android/privacy/play-data-disclosure</w:t>
+      </w:r>
+    </w:p>
+    <w:p>
+      <w:pPr>
+        <w:pStyle w:val="ListBullet"/>
+      </w:pPr>
+      <w:r>
+        <w:rPr>
+          <w:rFonts w:ascii="Malgun Gothic" w:hAnsi="Malgun Gothic" w:eastAsia="Malgun Gothic"/>
+          <w:sz w:val="20"/>
+        </w:rPr>
+        <w:t>Google Mobile Ads iOS 데이터 공개: https://developers.google.com/admob/ios/privacy/data-disclosure</w:t>
       </w:r>
     </w:p>
     <w:sectPr>
